--- a/CMA_Summaries_B4_Ch15.docx
+++ b/CMA_Summaries_B4_Ch15.docx
@@ -838,7 +838,7 @@
                 <w:sz w:val="16"/>
                 <w:szCs w:val="16"/>
               </w:rPr>
-              <w:t xml:space="preserve">Reporting and summarising past data   ·   Drilling into causes and relationships   ·   standard error of the estimate   ·   Next summer's expected demand   ·   What should we do?</w:t>
+              <w:t xml:space="preserve">Reporting and summarising past data   ·   Drilling into causes and relationships   ·   Optimising a decision under constraints   ·   Next summer's expected demand   ·   What should we do?</w:t>
             </w:r>
           </w:p>
         </w:tc>
@@ -3801,7 +3801,7 @@
           <w:sz w:val="19"/>
           <w:szCs w:val="19"/>
         </w:rPr>
-        <w:t xml:space="preserve">The test is a single question: are the </w:t>
+        <w:t xml:space="preserve">The test is a single </w:t>
       </w:r>
       <w:r>
         <w:rPr>
@@ -3819,7 +3819,7 @@
           <w:sz w:val="19"/>
           <w:szCs w:val="19"/>
         </w:rPr>
-        <w:t xml:space="preserve">            </w:t>
+        <w:t xml:space="preserve">           </w:t>
       </w:r>
       <w:r>
         <w:rPr>
@@ -3833,7 +3833,7 @@
           <w:sz w:val="19"/>
           <w:szCs w:val="19"/>
         </w:rPr>
-        <w:t xml:space="preserve"> already known? classification needs </w:t>
+        <w:t xml:space="preserve">: are the categories already known? classification needs </w:t>
       </w:r>
       <w:r>
         <w:rPr>
@@ -3904,7 +3904,7 @@
           <w:sz w:val="19"/>
           <w:szCs w:val="19"/>
         </w:rPr>
-        <w:t xml:space="preserve"> from cases whose answer is known, and then </w:t>
+        <w:t xml:space="preserve"> from cases whose </w:t>
       </w:r>
       <w:r>
         <w:rPr>
@@ -3936,7 +3936,7 @@
           <w:sz w:val="19"/>
           <w:szCs w:val="19"/>
         </w:rPr>
-        <w:t xml:space="preserve"> new ones. </w:t>
+        <w:t xml:space="preserve"> is known, and then assigns new ones. </w:t>
       </w:r>
       <w:r>
         <w:rPr>
@@ -4040,143 +4040,7 @@
                 <w:sz w:val="16"/>
                 <w:szCs w:val="16"/>
               </w:rPr>
-              <w:t xml:space="preserve">assigns   ·   predicting   ·   labelled   ·   learns   ·   categories   ·   question</w:t>
-            </w:r>
-          </w:p>
-        </w:tc>
-      </w:tr>
-    </w:tbl>
-    <w:p/>
-    <w:p>
-      <w:pPr>
-        <w:spacing w:before="44" w:after="10"/>
-      </w:pPr>
-      <w:r>
-        <w:rPr>
-          <w:b/>
-          <w:bCs/>
-          <w:color w:val="353A7C"/>
-          <w:sz w:val="18"/>
-          <w:szCs w:val="18"/>
-        </w:rPr>
-        <w:t xml:space="preserve">The words this section uses</w:t>
-      </w:r>
-    </w:p>
-    <w:p>
-      <w:pPr>
-        <w:spacing w:before="0" w:after="12"/>
-      </w:pPr>
-      <w:r>
-        <w:rPr>
-          <w:color w:val="6B7280"/>
-          <w:sz w:val="15"/>
-          <w:szCs w:val="15"/>
-        </w:rPr>
-        <w:t xml:space="preserve">Each term sits against what it means.</w:t>
-      </w:r>
-    </w:p>
-    <w:p>
-      <w:pPr>
-        <w:spacing w:after="40" w:before="90"/>
-        <w:jc w:val="center"/>
-      </w:pPr>
-      <w:r>
-        <w:drawing>
-          <wp:inline distT="0" distB="0" distL="0" distR="0">
-            <wp:extent cx="5734050" cy="1931475"/>
-            <wp:effectExtent t="0" r="0" b="0" l="0"/>
-            <wp:docPr id="1" name="" descr="" title=""/>
-            <wp:cNvGraphicFramePr>
-              <a:graphicFrameLocks xmlns:a="http://schemas.openxmlformats.org/drawingml/2006/main" noChangeAspect="1"/>
-            </wp:cNvGraphicFramePr>
-            <a:graphic xmlns:a="http://schemas.openxmlformats.org/drawingml/2006/main">
-              <a:graphicData uri="http://schemas.openxmlformats.org/drawingml/2006/picture">
-                <pic:pic xmlns:pic="http://schemas.openxmlformats.org/drawingml/2006/picture">
-                  <pic:nvPicPr>
-                    <pic:cNvPr id="0" name="" descr=""/>
-                    <pic:cNvPicPr>
-                      <a:picLocks noChangeAspect="1" noChangeArrowheads="1"/>
-                    </pic:cNvPicPr>
-                  </pic:nvPicPr>
-                  <pic:blipFill>
-                    <a:blip r:embed="rId103" cstate="none"/>
-                    <a:srcRect/>
-                    <a:stretch>
-                      <a:fillRect/>
-                    </a:stretch>
-                  </pic:blipFill>
-                  <pic:spPr bwMode="auto">
-                    <a:xfrm>
-                      <a:off x="0" y="0"/>
-                      <a:ext cx="5734050" cy="1931475"/>
-                    </a:xfrm>
-                    <a:prstGeom prst="rect">
-                      <a:avLst/>
-                    </a:prstGeom>
-                  </pic:spPr>
-                </pic:pic>
-              </a:graphicData>
-            </a:graphic>
-          </wp:inline>
-        </w:drawing>
-      </w:r>
-    </w:p>
-    <w:tbl>
-      <w:tblPr>
-        <w:tblW w:type="pct" w:w="100%"/>
-        <w:tblLayout w:type="fixed"/>
-        <w:tblBorders>
-          <w:top w:val="single" w:color="FBFAF6" w:sz="4"/>
-          <w:left w:val="single" w:color="FBFAF6" w:sz="4"/>
-          <w:bottom w:val="single" w:color="FBFAF6" w:sz="4"/>
-          <w:right w:val="single" w:color="FBFAF6" w:sz="4"/>
-          <w:insideH w:val="single" w:color="FBFAF6" w:sz="4"/>
-          <w:insideV w:val="single" w:color="FBFAF6" w:sz="4"/>
-        </w:tblBorders>
-      </w:tblPr>
-      <w:tblGrid>
-        <w:gridCol w:w="9600"/>
-      </w:tblGrid>
-      <w:tr>
-        <w:tc>
-          <w:tcPr>
-            <w:tcW w:type="pct" w:w="5000"/>
-            <w:shd w:fill="FBFAF6" w:val="clear"/>
-            <w:tcMar>
-              <w:top w:type="dxa" w:w="40"/>
-              <w:left w:type="dxa" w:w="100"/>
-              <w:bottom w:type="dxa" w:w="40"/>
-              <w:right w:type="dxa" w:w="100"/>
-            </w:tcMar>
-          </w:tcPr>
-          <w:p>
-            <w:pPr>
-              <w:spacing w:before="18" w:after="6"/>
-            </w:pPr>
-            <w:r>
-              <w:rPr>
-                <w:b/>
-                <w:bCs/>
-                <w:color w:val="6B7280"/>
-                <w:sz w:val="14"/>
-                <w:szCs w:val="14"/>
-              </w:rPr>
-              <w:t xml:space="preserve">word list</w:t>
-            </w:r>
-          </w:p>
-          <w:p>
-            <w:pPr>
-              <w:spacing w:before="0" w:after="18"/>
-            </w:pPr>
-            <w:r>
-              <w:rPr>
-                <w:b/>
-                <w:bCs/>
-                <w:color w:val="353A7C"/>
-                <w:sz w:val="16"/>
-                <w:szCs w:val="16"/>
-              </w:rPr>
-              <w:t xml:space="preserve">How to choose   ·   intercept   ·   clustering</w:t>
+              <w:t xml:space="preserve">answer   ·   predicting   ·   labelled   ·   learns   ·   question   ·   categories</w:t>
             </w:r>
           </w:p>
         </w:tc>
@@ -4511,14 +4375,14 @@
                 <w:sz w:val="16"/>
                 <w:szCs w:val="16"/>
               </w:rPr>
-              <w:t xml:space="preserve">6  </w:t>
-            </w:r>
-            <w:r>
-              <w:rPr>
-                <w:sz w:val="16"/>
-                <w:szCs w:val="16"/>
-              </w:rPr>
-              <w:t xml:space="preserve">learns</w:t>
+              <w:t xml:space="preserve">5  </w:t>
+            </w:r>
+            <w:r>
+              <w:rPr>
+                <w:sz w:val="16"/>
+                <w:szCs w:val="16"/>
+              </w:rPr>
+              <w:t xml:space="preserve">labelled</w:t>
             </w:r>
           </w:p>
         </w:tc>
@@ -4579,14 +4443,14 @@
                 <w:sz w:val="16"/>
                 <w:szCs w:val="16"/>
               </w:rPr>
-              <w:t xml:space="preserve">7  </w:t>
-            </w:r>
-            <w:r>
-              <w:rPr>
-                <w:sz w:val="16"/>
-                <w:szCs w:val="16"/>
-              </w:rPr>
-              <w:t xml:space="preserve">assigns</w:t>
+              <w:t xml:space="preserve">6  </w:t>
+            </w:r>
+            <w:r>
+              <w:rPr>
+                <w:sz w:val="16"/>
+                <w:szCs w:val="16"/>
+              </w:rPr>
+              <w:t xml:space="preserve">learns</w:t>
             </w:r>
           </w:p>
         </w:tc>
@@ -4647,14 +4511,14 @@
                 <w:sz w:val="16"/>
                 <w:szCs w:val="16"/>
               </w:rPr>
-              <w:t xml:space="preserve">8  </w:t>
-            </w:r>
-            <w:r>
-              <w:rPr>
-                <w:sz w:val="16"/>
-                <w:szCs w:val="16"/>
-              </w:rPr>
-              <w:t xml:space="preserve">predicting</w:t>
+              <w:t xml:space="preserve">7  </w:t>
+            </w:r>
+            <w:r>
+              <w:rPr>
+                <w:sz w:val="16"/>
+                <w:szCs w:val="16"/>
+              </w:rPr>
+              <w:t xml:space="preserve">answer</w:t>
             </w:r>
           </w:p>
         </w:tc>
@@ -4689,7 +4553,7 @@
                 <w:sz w:val="16"/>
                 <w:szCs w:val="16"/>
               </w:rPr>
-              <w:t xml:space="preserve">categories</w:t>
+              <w:t xml:space="preserve">question</w:t>
             </w:r>
           </w:p>
         </w:tc>
@@ -4715,82 +4579,14 @@
                 <w:sz w:val="16"/>
                 <w:szCs w:val="16"/>
               </w:rPr>
-              <w:t xml:space="preserve">9  </w:t>
-            </w:r>
-            <w:r>
-              <w:rPr>
-                <w:sz w:val="16"/>
-                <w:szCs w:val="16"/>
-              </w:rPr>
-              <w:t xml:space="preserve">clustering</w:t>
-            </w:r>
-          </w:p>
-        </w:tc>
-      </w:tr>
-      <w:tr>
-        <w:tc>
-          <w:tcPr>
-            <w:tcW w:type="pct" w:w="2500"/>
-            <w:tcMar>
-              <w:top w:type="dxa" w:w="20"/>
-              <w:left w:type="dxa" w:w="80"/>
-              <w:bottom w:type="dxa" w:w="20"/>
-              <w:right w:type="dxa" w:w="80"/>
-            </w:tcMar>
-          </w:tcPr>
-          <w:p>
-            <w:pPr>
-              <w:spacing w:before="12" w:after="12"/>
-            </w:pPr>
-            <w:r>
-              <w:rPr>
-                <w:b/>
-                <w:bCs/>
-                <w:color w:val="8186EF"/>
-                <w:sz w:val="16"/>
-                <w:szCs w:val="16"/>
-              </w:rPr>
-              <w:t xml:space="preserve">5  </w:t>
-            </w:r>
-            <w:r>
-              <w:rPr>
-                <w:sz w:val="16"/>
-                <w:szCs w:val="16"/>
-              </w:rPr>
-              <w:t xml:space="preserve">labelled</w:t>
-            </w:r>
-          </w:p>
-        </w:tc>
-        <w:tc>
-          <w:tcPr>
-            <w:tcW w:type="pct" w:w="2500"/>
-            <w:tcMar>
-              <w:top w:type="dxa" w:w="20"/>
-              <w:left w:type="dxa" w:w="80"/>
-              <w:bottom w:type="dxa" w:w="20"/>
-              <w:right w:type="dxa" w:w="80"/>
-            </w:tcMar>
-          </w:tcPr>
-          <w:p>
-            <w:pPr>
-              <w:spacing w:before="12" w:after="12"/>
-            </w:pPr>
-            <w:r>
-              <w:rPr>
-                <w:b/>
-                <w:bCs/>
-                <w:color w:val="8186EF"/>
-                <w:sz w:val="16"/>
-                <w:szCs w:val="16"/>
-              </w:rPr>
-              <w:t xml:space="preserve">10  </w:t>
-            </w:r>
-            <w:r>
-              <w:rPr>
-                <w:sz w:val="16"/>
-                <w:szCs w:val="16"/>
-              </w:rPr>
-              <w:t xml:space="preserve">How to choose</w:t>
+              <w:t xml:space="preserve">8  </w:t>
+            </w:r>
+            <w:r>
+              <w:rPr>
+                <w:sz w:val="16"/>
+                <w:szCs w:val="16"/>
+              </w:rPr>
+              <w:t xml:space="preserve">predicting</w:t>
             </w:r>
           </w:p>
         </w:tc>
@@ -5505,7 +5301,21 @@
           <w:sz w:val="19"/>
           <w:szCs w:val="19"/>
         </w:rPr>
-        <w:t xml:space="preserve"> from what is being </w:t>
+        <w:t xml:space="preserve"> from what is being predicted. </w:t>
+      </w:r>
+      <w:r>
+        <w:rPr>
+          <w:sz w:val="19"/>
+          <w:szCs w:val="19"/>
+        </w:rPr>
+        <w:t xml:space="preserve">A quantity, such as cases or cost or hours, calls for multiple regression. </w:t>
+      </w:r>
+      <w:r>
+        <w:rPr>
+          <w:sz w:val="19"/>
+          <w:szCs w:val="19"/>
+        </w:rPr>
+        <w:t xml:space="preserve">A category, such as </w:t>
       </w:r>
       <w:r>
         <w:rPr>
@@ -5537,14 +5347,7 @@
           <w:sz w:val="19"/>
           <w:szCs w:val="19"/>
         </w:rPr>
-        <w:t xml:space="preserve">. </w:t>
-      </w:r>
-      <w:r>
-        <w:rPr>
-          <w:sz w:val="19"/>
-          <w:szCs w:val="19"/>
-        </w:rPr>
-        <w:t xml:space="preserve">A </w:t>
+        <w:t xml:space="preserve"> a customer will pay late, calls for logistic regression, whose output is a probability between zero and one </w:t>
       </w:r>
       <w:r>
         <w:rPr>
@@ -5576,14 +5379,14 @@
           <w:sz w:val="19"/>
           <w:szCs w:val="19"/>
         </w:rPr>
-        <w:t xml:space="preserve">, such as cases or cost or hours, calls for multiple regression. </w:t>
-      </w:r>
-      <w:r>
-        <w:rPr>
-          <w:sz w:val="19"/>
-          <w:szCs w:val="19"/>
-        </w:rPr>
-        <w:t xml:space="preserve">A </w:t>
+        <w:t xml:space="preserve"> than a number of cases. </w:t>
+      </w:r>
+      <w:r>
+        <w:rPr>
+          <w:sz w:val="19"/>
+          <w:szCs w:val="19"/>
+        </w:rPr>
+        <w:t xml:space="preserve">A multiple regression equation takes the form of an </w:t>
       </w:r>
       <w:r>
         <w:rPr>
@@ -5615,7 +5418,7 @@
           <w:sz w:val="19"/>
           <w:szCs w:val="19"/>
         </w:rPr>
-        <w:t xml:space="preserve">, such as whether a customer will pay late, calls for logistic regression, whose output is a </w:t>
+        <w:t xml:space="preserve"> plus a coefficient for each variable </w:t>
       </w:r>
       <w:r>
         <w:rPr>
@@ -5633,7 +5436,7 @@
           <w:sz w:val="19"/>
           <w:szCs w:val="19"/>
         </w:rPr>
-        <w:t xml:space="preserve">             </w:t>
+        <w:t xml:space="preserve">            </w:t>
       </w:r>
       <w:r>
         <w:rPr>
@@ -5647,14 +5450,14 @@
           <w:sz w:val="19"/>
           <w:szCs w:val="19"/>
         </w:rPr>
-        <w:t xml:space="preserve"> between zero and one rather than a number of cases. </w:t>
-      </w:r>
-      <w:r>
-        <w:rPr>
-          <w:sz w:val="19"/>
-          <w:szCs w:val="19"/>
-        </w:rPr>
-        <w:t xml:space="preserve">A multiple regression equation takes the form of an </w:t>
+        <w:t xml:space="preserve"> by that variable's value. </w:t>
+      </w:r>
+      <w:r>
+        <w:rPr>
+          <w:sz w:val="19"/>
+          <w:szCs w:val="19"/>
+        </w:rPr>
+        <w:t xml:space="preserve">Each coefficient says how much the result </w:t>
       </w:r>
       <w:r>
         <w:rPr>
@@ -5686,7 +5489,7 @@
           <w:sz w:val="19"/>
           <w:szCs w:val="19"/>
         </w:rPr>
-        <w:t xml:space="preserve"> plus a coefficient for each variable </w:t>
+        <w:t xml:space="preserve"> when that variable rises by one, holding the others </w:t>
       </w:r>
       <w:r>
         <w:rPr>
@@ -5704,7 +5507,7 @@
           <w:sz w:val="19"/>
           <w:szCs w:val="19"/>
         </w:rPr>
-        <w:t xml:space="preserve">            </w:t>
+        <w:t xml:space="preserve">           </w:t>
       </w:r>
       <w:r>
         <w:rPr>
@@ -5718,14 +5521,14 @@
           <w:sz w:val="19"/>
           <w:szCs w:val="19"/>
         </w:rPr>
-        <w:t xml:space="preserve"> by that variable's value. </w:t>
-      </w:r>
-      <w:r>
-        <w:rPr>
-          <w:sz w:val="19"/>
-          <w:szCs w:val="19"/>
-        </w:rPr>
-        <w:t xml:space="preserve">Each coefficient says how much the result </w:t>
+        <w:t xml:space="preserve">. </w:t>
+      </w:r>
+      <w:r>
+        <w:rPr>
+          <w:sz w:val="19"/>
+          <w:szCs w:val="19"/>
+        </w:rPr>
+        <w:t xml:space="preserve">That last </w:t>
       </w:r>
       <w:r>
         <w:rPr>
@@ -5757,7 +5560,7 @@
           <w:sz w:val="19"/>
           <w:szCs w:val="19"/>
         </w:rPr>
-        <w:t xml:space="preserve"> when that variable rises by one, holding the others </w:t>
+        <w:t xml:space="preserve"> is what makes it more useful than </w:t>
       </w:r>
       <w:r>
         <w:rPr>
@@ -5789,14 +5592,7 @@
           <w:sz w:val="19"/>
           <w:szCs w:val="19"/>
         </w:rPr>
-        <w:t xml:space="preserve">. </w:t>
-      </w:r>
-      <w:r>
-        <w:rPr>
-          <w:sz w:val="19"/>
-          <w:szCs w:val="19"/>
-        </w:rPr>
-        <w:t xml:space="preserve">That last clause is what makes it more useful than looking at one variable alone. </w:t>
+        <w:t xml:space="preserve"> at one variable alone. </w:t>
       </w:r>
     </w:p>
     <w:tbl>
@@ -5854,7 +5650,7 @@
                 <w:sz w:val="16"/>
                 <w:szCs w:val="16"/>
               </w:rPr>
-              <w:t xml:space="preserve">intercept   ·   equation   ·   predicted   ·   constant   ·   multiplied   ·   entirely   ·   category   ·   quantity   ·   probability   ·   changes</w:t>
+              <w:t xml:space="preserve">changes   ·   clustering   ·   whether   ·   looking   ·   constant   ·   entirely   ·   intercept   ·   rather   ·   multiplied   ·   clause</w:t>
             </w:r>
           </w:p>
         </w:tc>
@@ -5913,7 +5709,7 @@
                     </pic:cNvPicPr>
                   </pic:nvPicPr>
                   <pic:blipFill>
-                    <a:blip r:embed="rId104" cstate="none"/>
+                    <a:blip r:embed="rId103" cstate="none"/>
                     <a:srcRect/>
                     <a:stretch>
                       <a:fillRect/>
@@ -6344,7 +6140,7 @@
                 <w:sz w:val="16"/>
                 <w:szCs w:val="16"/>
               </w:rPr>
-              <w:t xml:space="preserve">probability</w:t>
+              <w:t xml:space="preserve">multiplied</w:t>
             </w:r>
           </w:p>
         </w:tc>
@@ -6412,7 +6208,7 @@
                 <w:sz w:val="16"/>
                 <w:szCs w:val="16"/>
               </w:rPr>
-              <w:t xml:space="preserve">intercept</w:t>
+              <w:t xml:space="preserve">changes</w:t>
             </w:r>
           </w:p>
         </w:tc>
@@ -6480,7 +6276,7 @@
                 <w:sz w:val="16"/>
                 <w:szCs w:val="16"/>
               </w:rPr>
-              <w:t xml:space="preserve">multiplied</w:t>
+              <w:t xml:space="preserve">constant</w:t>
             </w:r>
           </w:p>
         </w:tc>
@@ -6548,7 +6344,7 @@
                 <w:sz w:val="16"/>
                 <w:szCs w:val="16"/>
               </w:rPr>
-              <w:t xml:space="preserve">changes</w:t>
+              <w:t xml:space="preserve">clause</w:t>
             </w:r>
           </w:p>
         </w:tc>
@@ -6583,7 +6379,7 @@
                 <w:sz w:val="16"/>
                 <w:szCs w:val="16"/>
               </w:rPr>
-              <w:t xml:space="preserve">predicted</w:t>
+              <w:t xml:space="preserve">whether</w:t>
             </w:r>
           </w:p>
         </w:tc>
@@ -6616,7 +6412,7 @@
                 <w:sz w:val="16"/>
                 <w:szCs w:val="16"/>
               </w:rPr>
-              <w:t xml:space="preserve">constant</w:t>
+              <w:t xml:space="preserve">looking</w:t>
             </w:r>
           </w:p>
         </w:tc>
@@ -6651,7 +6447,7 @@
                 <w:sz w:val="16"/>
                 <w:szCs w:val="16"/>
               </w:rPr>
-              <w:t xml:space="preserve">quantity</w:t>
+              <w:t xml:space="preserve">rather</w:t>
             </w:r>
           </w:p>
         </w:tc>
@@ -6719,7 +6515,7 @@
                 <w:sz w:val="16"/>
                 <w:szCs w:val="16"/>
               </w:rPr>
-              <w:t xml:space="preserve">category</w:t>
+              <w:t xml:space="preserve">intercept</w:t>
             </w:r>
           </w:p>
         </w:tc>
@@ -6947,7 +6743,7 @@
           <w:sz w:val="19"/>
           <w:szCs w:val="19"/>
         </w:rPr>
-        <w:t xml:space="preserve"> data to price, mean </w:t>
+        <w:t xml:space="preserve"> data to price, mean temperature and promotion weeks gives the </w:t>
       </w:r>
       <w:r>
         <w:rPr>
@@ -6965,7 +6761,7 @@
           <w:sz w:val="19"/>
           <w:szCs w:val="19"/>
         </w:rPr>
-        <w:t xml:space="preserve">             </w:t>
+        <w:t xml:space="preserve">           </w:t>
       </w:r>
       <w:r>
         <w:rPr>
@@ -6979,7 +6775,7 @@
           <w:sz w:val="19"/>
           <w:szCs w:val="19"/>
         </w:rPr>
-        <w:t xml:space="preserve"> and promotion weeks gives the equation below. </w:t>
+        <w:t xml:space="preserve"> below. </w:t>
       </w:r>
       <w:r>
         <w:rPr>
@@ -7076,7 +6872,7 @@
                 <w:sz w:val="16"/>
                 <w:szCs w:val="16"/>
               </w:rPr>
-              <w:t xml:space="preserve">calculation   ·   Beverages   ·   overfitting   ·   temperature</w:t>
+              <w:t xml:space="preserve">calculation   ·   Beverages   ·   overfitting   ·   equation</w:t>
             </w:r>
           </w:p>
         </w:tc>
@@ -7202,7 +6998,7 @@
           <w:sz w:val="19"/>
           <w:szCs w:val="19"/>
         </w:rPr>
-        <w:t xml:space="preserve"/>
+        <w:t xml:space="preserve">Temperature and promotion carry positive </w:t>
       </w:r>
       <w:r>
         <w:rPr>
@@ -7220,7 +7016,7 @@
           <w:sz w:val="19"/>
           <w:szCs w:val="19"/>
         </w:rPr>
-        <w:t xml:space="preserve">             </w:t>
+        <w:t xml:space="preserve">              </w:t>
       </w:r>
       <w:r>
         <w:rPr>
@@ -7234,7 +7030,7 @@
           <w:sz w:val="19"/>
           <w:szCs w:val="19"/>
         </w:rPr>
-        <w:t xml:space="preserve"> and promotion carry positive </w:t>
+        <w:t xml:space="preserve">: both raise </w:t>
       </w:r>
       <w:r>
         <w:rPr>
@@ -7252,7 +7048,7 @@
           <w:sz w:val="19"/>
           <w:szCs w:val="19"/>
         </w:rPr>
-        <w:t xml:space="preserve">              </w:t>
+        <w:t xml:space="preserve">           </w:t>
       </w:r>
       <w:r>
         <w:rPr>
@@ -7266,7 +7062,7 @@
           <w:sz w:val="19"/>
           <w:szCs w:val="19"/>
         </w:rPr>
-        <w:t xml:space="preserve">: both raise demand. </w:t>
+        <w:t xml:space="preserve">. </w:t>
       </w:r>
       <w:r>
         <w:rPr>
@@ -7505,7 +7301,7 @@
                 <w:sz w:val="16"/>
                 <w:szCs w:val="16"/>
               </w:rPr>
-              <w:t xml:space="preserve">regression   ·   coefficients   ·   Temperature   ·   negative   ·   variables   ·   reader   ·   overfitting   ·   prediction   ·   changed</w:t>
+              <w:t xml:space="preserve">regression   ·   demand   ·   coefficients   ·   negative   ·   variables   ·   reader   ·   overfitting   ·   prediction   ·   changed</w:t>
             </w:r>
           </w:p>
         </w:tc>
@@ -7830,7 +7626,7 @@
                 <w:sz w:val="16"/>
                 <w:szCs w:val="16"/>
               </w:rPr>
-              <w:t xml:space="preserve">temperature</w:t>
+              <w:t xml:space="preserve">equation</w:t>
             </w:r>
           </w:p>
         </w:tc>
@@ -8034,7 +7830,7 @@
                 <w:sz w:val="16"/>
                 <w:szCs w:val="16"/>
               </w:rPr>
-              <w:t xml:space="preserve">Temperature</w:t>
+              <w:t xml:space="preserve">coefficients</w:t>
             </w:r>
           </w:p>
         </w:tc>
@@ -8102,7 +7898,7 @@
                 <w:sz w:val="16"/>
                 <w:szCs w:val="16"/>
               </w:rPr>
-              <w:t xml:space="preserve">coefficients</w:t>
+              <w:t xml:space="preserve">demand</w:t>
             </w:r>
           </w:p>
         </w:tc>
@@ -8293,10 +8089,10 @@
         </w:tblBorders>
       </w:tblPr>
       <w:tblGrid>
-        <w:gridCol w:w="1998"/>
-        <w:gridCol w:w="2353"/>
-        <w:gridCol w:w="3087"/>
-        <w:gridCol w:w="2162"/>
+        <w:gridCol w:w="2037"/>
+        <w:gridCol w:w="2109"/>
+        <w:gridCol w:w="3250"/>
+        <w:gridCol w:w="2204"/>
       </w:tblGrid>
       <w:tr>
         <w:tc>
@@ -8331,7 +8127,7 @@
       <w:tr>
         <w:tc>
           <w:tcPr>
-            <w:tcW w:type="pct" w:w="1041"/>
+            <w:tcW w:type="pct" w:w="1061"/>
             <w:shd w:fill="353A7C" w:val="clear"/>
             <w:tcMar>
               <w:top w:type="dxa" w:w="50"/>
@@ -8358,7 +8154,7 @@
         </w:tc>
         <w:tc>
           <w:tcPr>
-            <w:tcW w:type="pct" w:w="1225"/>
+            <w:tcW w:type="pct" w:w="1098"/>
             <w:shd w:fill="353A7C" w:val="clear"/>
             <w:tcMar>
               <w:top w:type="dxa" w:w="50"/>
@@ -8385,7 +8181,7 @@
         </w:tc>
         <w:tc>
           <w:tcPr>
-            <w:tcW w:type="pct" w:w="1608"/>
+            <w:tcW w:type="pct" w:w="1693"/>
             <w:shd w:fill="353A7C" w:val="clear"/>
             <w:tcMar>
               <w:top w:type="dxa" w:w="50"/>
@@ -8412,7 +8208,7 @@
         </w:tc>
         <w:tc>
           <w:tcPr>
-            <w:tcW w:type="pct" w:w="1126"/>
+            <w:tcW w:type="pct" w:w="1148"/>
             <w:shd w:fill="353A7C" w:val="clear"/>
             <w:tcMar>
               <w:top w:type="dxa" w:w="50"/>
@@ -8441,7 +8237,7 @@
       <w:tr>
         <w:tc>
           <w:tcPr>
-            <w:tcW w:type="pct" w:w="1041"/>
+            <w:tcW w:type="pct" w:w="1061"/>
             <w:tcMar>
               <w:top w:type="dxa" w:w="50"/>
               <w:left w:type="dxa" w:w="110"/>
@@ -8464,7 +8260,7 @@
         </w:tc>
         <w:tc>
           <w:tcPr>
-            <w:tcW w:type="pct" w:w="1225"/>
+            <w:tcW w:type="pct" w:w="1098"/>
             <w:shd w:fill="FFFFFF" w:val="clear"/>
             <w:tcMar>
               <w:top w:type="dxa" w:w="50"/>
@@ -8491,7 +8287,7 @@
         </w:tc>
         <w:tc>
           <w:tcPr>
-            <w:tcW w:type="pct" w:w="1608"/>
+            <w:tcW w:type="pct" w:w="1693"/>
             <w:tcMar>
               <w:top w:type="dxa" w:w="50"/>
               <w:left w:type="dxa" w:w="110"/>
@@ -8514,7 +8310,7 @@
         </w:tc>
         <w:tc>
           <w:tcPr>
-            <w:tcW w:type="pct" w:w="1126"/>
+            <w:tcW w:type="pct" w:w="1148"/>
             <w:tcMar>
               <w:top w:type="dxa" w:w="50"/>
               <w:left w:type="dxa" w:w="110"/>
@@ -8539,7 +8335,7 @@
       <w:tr>
         <w:tc>
           <w:tcPr>
-            <w:tcW w:type="pct" w:w="1041"/>
+            <w:tcW w:type="pct" w:w="1061"/>
             <w:shd w:fill="FBFAF6" w:val="clear"/>
             <w:tcMar>
               <w:top w:type="dxa" w:w="50"/>
@@ -8563,7 +8359,7 @@
         </w:tc>
         <w:tc>
           <w:tcPr>
-            <w:tcW w:type="pct" w:w="1225"/>
+            <w:tcW w:type="pct" w:w="1098"/>
             <w:shd w:fill="FBFAF6" w:val="clear"/>
             <w:tcMar>
               <w:top w:type="dxa" w:w="50"/>
@@ -8587,7 +8383,7 @@
         </w:tc>
         <w:tc>
           <w:tcPr>
-            <w:tcW w:type="pct" w:w="1608"/>
+            <w:tcW w:type="pct" w:w="1693"/>
             <w:shd w:fill="FBFAF6" w:val="clear"/>
             <w:tcMar>
               <w:top w:type="dxa" w:w="50"/>
@@ -8605,46 +8401,14 @@
                 <w:sz w:val="15"/>
                 <w:szCs w:val="15"/>
               </w:rPr>
-              <w:t xml:space="preserve">The share of </w:t>
-            </w:r>
-            <w:r>
-              <w:rPr>
-                <w:b/>
-                <w:bCs/>
-                <w:color w:val="8186EF"/>
-                <w:sz w:val="14"/>
-                <w:szCs w:val="14"/>
-              </w:rPr>
-              <w:t xml:space="preserve"> (2) </w:t>
-            </w:r>
-            <w:r>
-              <w:rPr>
-                <w:u w:val="single"/>
-                <w:sz w:val="15"/>
-                <w:szCs w:val="15"/>
-              </w:rPr>
-              <w:t xml:space="preserve">              </w:t>
-            </w:r>
-            <w:r>
-              <w:rPr>
-                <w:sz w:val="15"/>
-                <w:szCs w:val="15"/>
-              </w:rPr>
-              <w:t xml:space="preserve"> </w:t>
-            </w:r>
-            <w:r>
-              <w:rPr>
-                <w:sz w:val="15"/>
-                <w:szCs w:val="15"/>
-              </w:rPr>
-              <w:t xml:space="preserve"> in the result that the model explains</w:t>
-            </w:r>
-          </w:p>
-        </w:tc>
-        <w:tc>
-          <w:tcPr>
-            <w:tcW w:type="pct" w:w="1126"/>
-            <w:shd w:fill="FBFAF6" w:val="clear"/>
+              <w:t xml:space="preserve">The share of variation in the result that the model explains</w:t>
+            </w:r>
+          </w:p>
+        </w:tc>
+        <w:tc>
+          <w:tcPr>
+            <w:tcW w:type="pct" w:w="1148"/>
+            <w:shd w:fill="FFFFFF" w:val="clear"/>
             <w:tcMar>
               <w:top w:type="dxa" w:w="50"/>
               <w:left w:type="dxa" w:w="110"/>
@@ -8654,14 +8418,17 @@
           </w:tcPr>
           <w:p>
             <w:pPr>
-              <w:spacing w:before="28" w:after="28"/>
-            </w:pPr>
-            <w:r>
-              <w:rPr>
-                <w:sz w:val="15"/>
-                <w:szCs w:val="15"/>
-              </w:rPr>
-              <w:t xml:space="preserve">0.90 means 90 per cent explained</w:t>
+              <w:spacing w:before="46" w:after="46"/>
+            </w:pPr>
+            <w:r>
+              <w:rPr>
+                <w:b/>
+                <w:bCs/>
+                <w:color w:val="8186EF"/>
+                <w:sz w:val="14"/>
+                <w:szCs w:val="14"/>
+              </w:rPr>
+              <w:t xml:space="preserve">(2)</w:t>
             </w:r>
           </w:p>
         </w:tc>
@@ -8669,7 +8436,7 @@
       <w:tr>
         <w:tc>
           <w:tcPr>
-            <w:tcW w:type="pct" w:w="1041"/>
+            <w:tcW w:type="pct" w:w="1061"/>
             <w:tcMar>
               <w:top w:type="dxa" w:w="50"/>
               <w:left w:type="dxa" w:w="110"/>
@@ -8692,7 +8459,7 @@
         </w:tc>
         <w:tc>
           <w:tcPr>
-            <w:tcW w:type="pct" w:w="1225"/>
+            <w:tcW w:type="pct" w:w="1098"/>
             <w:tcMar>
               <w:top w:type="dxa" w:w="50"/>
               <w:left w:type="dxa" w:w="110"/>
@@ -8709,13 +8476,45 @@
                 <w:sz w:val="15"/>
                 <w:szCs w:val="15"/>
               </w:rPr>
-              <w:t xml:space="preserve">R squared is R multiplied by itself, in simple regression</w:t>
-            </w:r>
-          </w:p>
-        </w:tc>
-        <w:tc>
-          <w:tcPr>
-            <w:tcW w:type="pct" w:w="1608"/>
+              <w:t xml:space="preserve">R squared is R </w:t>
+            </w:r>
+            <w:r>
+              <w:rPr>
+                <w:b/>
+                <w:bCs/>
+                <w:color w:val="8186EF"/>
+                <w:sz w:val="14"/>
+                <w:szCs w:val="14"/>
+              </w:rPr>
+              <w:t xml:space="preserve"> (3) </w:t>
+            </w:r>
+            <w:r>
+              <w:rPr>
+                <w:u w:val="single"/>
+                <w:sz w:val="15"/>
+                <w:szCs w:val="15"/>
+              </w:rPr>
+              <w:t xml:space="preserve">              </w:t>
+            </w:r>
+            <w:r>
+              <w:rPr>
+                <w:sz w:val="15"/>
+                <w:szCs w:val="15"/>
+              </w:rPr>
+              <w:t xml:space="preserve"> </w:t>
+            </w:r>
+            <w:r>
+              <w:rPr>
+                <w:sz w:val="15"/>
+                <w:szCs w:val="15"/>
+              </w:rPr>
+              <w:t xml:space="preserve"> by itself, in simple regression</w:t>
+            </w:r>
+          </w:p>
+        </w:tc>
+        <w:tc>
+          <w:tcPr>
+            <w:tcW w:type="pct" w:w="1693"/>
             <w:tcMar>
               <w:top w:type="dxa" w:w="50"/>
               <w:left w:type="dxa" w:w="110"/>
@@ -8738,8 +8537,7 @@
         </w:tc>
         <w:tc>
           <w:tcPr>
-            <w:tcW w:type="pct" w:w="1126"/>
-            <w:shd w:fill="FFFFFF" w:val="clear"/>
+            <w:tcW w:type="pct" w:w="1148"/>
             <w:tcMar>
               <w:top w:type="dxa" w:w="50"/>
               <w:left w:type="dxa" w:w="110"/>
@@ -8749,17 +8547,14 @@
           </w:tcPr>
           <w:p>
             <w:pPr>
-              <w:spacing w:before="46" w:after="46"/>
-            </w:pPr>
-            <w:r>
-              <w:rPr>
-                <w:b/>
-                <w:bCs/>
-                <w:color w:val="8186EF"/>
-                <w:sz w:val="14"/>
-                <w:szCs w:val="14"/>
-              </w:rPr>
-              <w:t xml:space="preserve">(3)</w:t>
+              <w:spacing w:before="28" w:after="28"/>
+            </w:pPr>
+            <w:r>
+              <w:rPr>
+                <w:sz w:val="15"/>
+                <w:szCs w:val="15"/>
+              </w:rPr>
+              <w:t xml:space="preserve">The sign disappears when squared</w:t>
             </w:r>
           </w:p>
         </w:tc>
@@ -8767,7 +8562,7 @@
       <w:tr>
         <w:tc>
           <w:tcPr>
-            <w:tcW w:type="pct" w:w="1041"/>
+            <w:tcW w:type="pct" w:w="1061"/>
             <w:shd w:fill="FBFAF6" w:val="clear"/>
             <w:tcMar>
               <w:top w:type="dxa" w:w="50"/>
@@ -8791,7 +8586,7 @@
         </w:tc>
         <w:tc>
           <w:tcPr>
-            <w:tcW w:type="pct" w:w="1225"/>
+            <w:tcW w:type="pct" w:w="1098"/>
             <w:shd w:fill="FFFFFF" w:val="clear"/>
             <w:tcMar>
               <w:top w:type="dxa" w:w="50"/>
@@ -8818,7 +8613,7 @@
         </w:tc>
         <w:tc>
           <w:tcPr>
-            <w:tcW w:type="pct" w:w="1608"/>
+            <w:tcW w:type="pct" w:w="1693"/>
             <w:shd w:fill="FBFAF6" w:val="clear"/>
             <w:tcMar>
               <w:top w:type="dxa" w:w="50"/>
@@ -8842,7 +8637,7 @@
         </w:tc>
         <w:tc>
           <w:tcPr>
-            <w:tcW w:type="pct" w:w="1126"/>
+            <w:tcW w:type="pct" w:w="1148"/>
             <w:shd w:fill="FBFAF6" w:val="clear"/>
             <w:tcMar>
               <w:top w:type="dxa" w:w="50"/>
@@ -8868,7 +8663,7 @@
       <w:tr>
         <w:tc>
           <w:tcPr>
-            <w:tcW w:type="pct" w:w="1041"/>
+            <w:tcW w:type="pct" w:w="1061"/>
             <w:tcMar>
               <w:top w:type="dxa" w:w="50"/>
               <w:left w:type="dxa" w:w="110"/>
@@ -8891,8 +8686,7 @@
         </w:tc>
         <w:tc>
           <w:tcPr>
-            <w:tcW w:type="pct" w:w="1225"/>
-            <w:shd w:fill="FFFFFF" w:val="clear"/>
+            <w:tcW w:type="pct" w:w="1098"/>
             <w:tcMar>
               <w:top w:type="dxa" w:w="50"/>
               <w:left w:type="dxa" w:w="110"/>
@@ -8902,23 +8696,21 @@
           </w:tcPr>
           <w:p>
             <w:pPr>
-              <w:spacing w:before="46" w:after="46"/>
-            </w:pPr>
-            <w:r>
-              <w:rPr>
-                <w:b/>
-                <w:bCs/>
-                <w:color w:val="8186EF"/>
-                <w:sz w:val="14"/>
-                <w:szCs w:val="14"/>
-              </w:rPr>
-              <w:t xml:space="preserve">(5)</w:t>
-            </w:r>
-          </w:p>
-        </w:tc>
-        <w:tc>
-          <w:tcPr>
-            <w:tcW w:type="pct" w:w="1608"/>
+              <w:spacing w:before="28" w:after="28"/>
+            </w:pPr>
+            <w:r>
+              <w:rPr>
+                <w:sz w:val="15"/>
+                <w:szCs w:val="15"/>
+              </w:rPr>
+              <w:t xml:space="preserve">In the units of the result</w:t>
+            </w:r>
+          </w:p>
+        </w:tc>
+        <w:tc>
+          <w:tcPr>
+            <w:tcW w:type="pct" w:w="1693"/>
+            <w:shd w:fill="FFFFFF" w:val="clear"/>
             <w:tcMar>
               <w:top w:type="dxa" w:w="50"/>
               <w:left w:type="dxa" w:w="110"/>
@@ -8928,20 +8720,23 @@
           </w:tcPr>
           <w:p>
             <w:pPr>
-              <w:spacing w:before="28" w:after="28"/>
-            </w:pPr>
-            <w:r>
-              <w:rPr>
-                <w:sz w:val="15"/>
-                <w:szCs w:val="15"/>
-              </w:rPr>
-              <w:t xml:space="preserve">The typical distance of a point from the line</w:t>
-            </w:r>
-          </w:p>
-        </w:tc>
-        <w:tc>
-          <w:tcPr>
-            <w:tcW w:type="pct" w:w="1126"/>
+              <w:spacing w:before="46" w:after="46"/>
+            </w:pPr>
+            <w:r>
+              <w:rPr>
+                <w:b/>
+                <w:bCs/>
+                <w:color w:val="8186EF"/>
+                <w:sz w:val="14"/>
+                <w:szCs w:val="14"/>
+              </w:rPr>
+              <w:t xml:space="preserve">(5)</w:t>
+            </w:r>
+          </w:p>
+        </w:tc>
+        <w:tc>
+          <w:tcPr>
+            <w:tcW w:type="pct" w:w="1148"/>
             <w:tcMar>
               <w:top w:type="dxa" w:w="50"/>
               <w:left w:type="dxa" w:w="110"/>
@@ -8966,7 +8761,7 @@
       <w:tr>
         <w:tc>
           <w:tcPr>
-            <w:tcW w:type="pct" w:w="1041"/>
+            <w:tcW w:type="pct" w:w="1061"/>
             <w:shd w:fill="FBFAF6" w:val="clear"/>
             <w:tcMar>
               <w:top w:type="dxa" w:w="50"/>
@@ -8990,8 +8785,8 @@
         </w:tc>
         <w:tc>
           <w:tcPr>
-            <w:tcW w:type="pct" w:w="1225"/>
-            <w:shd w:fill="FBFAF6" w:val="clear"/>
+            <w:tcW w:type="pct" w:w="1098"/>
+            <w:shd w:fill="FFFFFF" w:val="clear"/>
             <w:tcMar>
               <w:top w:type="dxa" w:w="50"/>
               <w:left w:type="dxa" w:w="110"/>
@@ -9001,20 +8796,23 @@
           </w:tcPr>
           <w:p>
             <w:pPr>
-              <w:spacing w:before="28" w:after="28"/>
-            </w:pPr>
-            <w:r>
-              <w:rPr>
-                <w:sz w:val="15"/>
-                <w:szCs w:val="15"/>
-              </w:rPr>
-              <w:t xml:space="preserve">Not cause</w:t>
-            </w:r>
-          </w:p>
-        </w:tc>
-        <w:tc>
-          <w:tcPr>
-            <w:tcW w:type="pct" w:w="1608"/>
+              <w:spacing w:before="46" w:after="46"/>
+            </w:pPr>
+            <w:r>
+              <w:rPr>
+                <w:b/>
+                <w:bCs/>
+                <w:color w:val="8186EF"/>
+                <w:sz w:val="14"/>
+                <w:szCs w:val="14"/>
+              </w:rPr>
+              <w:t xml:space="preserve">(6)</w:t>
+            </w:r>
+          </w:p>
+        </w:tc>
+        <w:tc>
+          <w:tcPr>
+            <w:tcW w:type="pct" w:w="1693"/>
             <w:shd w:fill="FBFAF6" w:val="clear"/>
             <w:tcMar>
               <w:top w:type="dxa" w:w="50"/>
@@ -9032,45 +8830,13 @@
                 <w:sz w:val="15"/>
                 <w:szCs w:val="15"/>
               </w:rPr>
-              <w:t xml:space="preserve">A high R squared on unrelated series is still a </w:t>
-            </w:r>
-            <w:r>
-              <w:rPr>
-                <w:b/>
-                <w:bCs/>
-                <w:color w:val="8186EF"/>
-                <w:sz w:val="14"/>
-                <w:szCs w:val="14"/>
-              </w:rPr>
-              <w:t xml:space="preserve"> (6) </w:t>
-            </w:r>
-            <w:r>
-              <w:rPr>
-                <w:u w:val="single"/>
-                <w:sz w:val="15"/>
-                <w:szCs w:val="15"/>
-              </w:rPr>
-              <w:t xml:space="preserve">              </w:t>
-            </w:r>
-            <w:r>
-              <w:rPr>
-                <w:sz w:val="15"/>
-                <w:szCs w:val="15"/>
-              </w:rPr>
-              <w:t xml:space="preserve"> </w:t>
-            </w:r>
-            <w:r>
-              <w:rPr>
-                <w:sz w:val="15"/>
-                <w:szCs w:val="15"/>
-              </w:rPr>
-              <w:t xml:space="preserve"/>
-            </w:r>
-          </w:p>
-        </w:tc>
-        <w:tc>
-          <w:tcPr>
-            <w:tcW w:type="pct" w:w="1126"/>
+              <w:t xml:space="preserve">A high R squared on unrelated series is still a coincidence</w:t>
+            </w:r>
+          </w:p>
+        </w:tc>
+        <w:tc>
+          <w:tcPr>
+            <w:tcW w:type="pct" w:w="1148"/>
             <w:shd w:fill="FBFAF6" w:val="clear"/>
             <w:tcMar>
               <w:top w:type="dxa" w:w="50"/>
@@ -9150,7 +8916,7 @@
                 <w:sz w:val="16"/>
                 <w:szCs w:val="16"/>
               </w:rPr>
-              <w:t xml:space="preserve">The sign disappears when squared   ·   coincidence   ·   Between -1 and +1   ·   variation   ·   In the units of the result   ·   underfitting   ·   Always at or below R squared</w:t>
+              <w:t xml:space="preserve">multiplied   ·   Not cause   ·   Between -1 and +1   ·   0.90 means 90 per cent explained   ·   The typical distance of a point from the line   ·   different   ·   Always at or below R squared</w:t>
             </w:r>
           </w:p>
         </w:tc>
@@ -9177,7 +8943,7 @@
           <w:sz w:val="16"/>
           <w:szCs w:val="16"/>
         </w:rPr>
-        <w:t xml:space="preserve">      gaps 7–14</w:t>
+        <w:t xml:space="preserve">      gaps 7–13</w:t>
       </w:r>
     </w:p>
     <w:p>
@@ -9190,7 +8956,7 @@
           <w:sz w:val="19"/>
           <w:szCs w:val="19"/>
         </w:rPr>
-        <w:t xml:space="preserve">The correlation coefficient runs from minus one to plus one and describes a </w:t>
+        <w:t xml:space="preserve">The correlation coefficient runs from minus one to plus one and </w:t>
       </w:r>
       <w:r>
         <w:rPr>
@@ -9208,7 +8974,7 @@
           <w:sz w:val="19"/>
           <w:szCs w:val="19"/>
         </w:rPr>
-        <w:t xml:space="preserve">               </w:t>
+        <w:t xml:space="preserve">           </w:t>
       </w:r>
       <w:r>
         <w:rPr>
@@ -9222,7 +8988,14 @@
           <w:sz w:val="19"/>
           <w:szCs w:val="19"/>
         </w:rPr>
-        <w:t xml:space="preserve"> relationship: its sign gives the </w:t>
+        <w:t xml:space="preserve"> a straight-line relationship: its sign gives the direction, its size the strength. </w:t>
+      </w:r>
+      <w:r>
+        <w:rPr>
+          <w:sz w:val="19"/>
+          <w:szCs w:val="19"/>
+        </w:rPr>
+        <w:t xml:space="preserve">The coefficient of determination is that </w:t>
       </w:r>
       <w:r>
         <w:rPr>
@@ -9254,14 +9027,14 @@
           <w:sz w:val="19"/>
           <w:szCs w:val="19"/>
         </w:rPr>
-        <w:t xml:space="preserve">, its size the strength. </w:t>
-      </w:r>
-      <w:r>
-        <w:rPr>
-          <w:sz w:val="19"/>
-          <w:szCs w:val="19"/>
-        </w:rPr>
-        <w:t xml:space="preserve">The coefficient of </w:t>
+        <w:t xml:space="preserve"> squared, so it runs from zero to one and gives the share of the variation in the result that the model explains. </w:t>
+      </w:r>
+      <w:r>
+        <w:rPr>
+          <w:sz w:val="19"/>
+          <w:szCs w:val="19"/>
+        </w:rPr>
+        <w:t xml:space="preserve"/>
       </w:r>
       <w:r>
         <w:rPr>
@@ -9279,7 +9052,7 @@
           <w:sz w:val="19"/>
           <w:szCs w:val="19"/>
         </w:rPr>
-        <w:t xml:space="preserve">               </w:t>
+        <w:t xml:space="preserve">           </w:t>
       </w:r>
       <w:r>
         <w:rPr>
@@ -9293,7 +9066,7 @@
           <w:sz w:val="19"/>
           <w:szCs w:val="19"/>
         </w:rPr>
-        <w:t xml:space="preserve"> is that number squared, so it runs from zero to one and gives the share of the </w:t>
+        <w:t xml:space="preserve"> destroys the sign, which is the point </w:t>
       </w:r>
       <w:r>
         <w:rPr>
@@ -9311,7 +9084,7 @@
           <w:sz w:val="19"/>
           <w:szCs w:val="19"/>
         </w:rPr>
-        <w:t xml:space="preserve">           </w:t>
+        <w:t xml:space="preserve">            </w:t>
       </w:r>
       <w:r>
         <w:rPr>
@@ -9325,14 +9098,21 @@
           <w:sz w:val="19"/>
           <w:szCs w:val="19"/>
         </w:rPr>
-        <w:t xml:space="preserve"> in the result that the model explains. </w:t>
-      </w:r>
-      <w:r>
-        <w:rPr>
-          <w:sz w:val="19"/>
-          <w:szCs w:val="19"/>
-        </w:rPr>
-        <w:t xml:space="preserve"/>
+        <w:t xml:space="preserve"> most often miss. </w:t>
+      </w:r>
+      <w:r>
+        <w:rPr>
+          <w:sz w:val="19"/>
+          <w:szCs w:val="19"/>
+        </w:rPr>
+        <w:t xml:space="preserve">A correlation of -0.8 and one of plus 0.8 both give an R squared of 0.64. </w:t>
+      </w:r>
+      <w:r>
+        <w:rPr>
+          <w:sz w:val="19"/>
+          <w:szCs w:val="19"/>
+        </w:rPr>
+        <w:t xml:space="preserve">Both describe an </w:t>
       </w:r>
       <w:r>
         <w:rPr>
@@ -9364,7 +9144,7 @@
           <w:sz w:val="19"/>
           <w:szCs w:val="19"/>
         </w:rPr>
-        <w:t xml:space="preserve"> destroys the sign, which is the point </w:t>
+        <w:t xml:space="preserve"> strong relationship, </w:t>
       </w:r>
       <w:r>
         <w:rPr>
@@ -9382,7 +9162,7 @@
           <w:sz w:val="19"/>
           <w:szCs w:val="19"/>
         </w:rPr>
-        <w:t xml:space="preserve">            </w:t>
+        <w:t xml:space="preserve">           </w:t>
       </w:r>
       <w:r>
         <w:rPr>
@@ -9396,21 +9176,7 @@
           <w:sz w:val="19"/>
           <w:szCs w:val="19"/>
         </w:rPr>
-        <w:t xml:space="preserve"> most often miss. </w:t>
-      </w:r>
-      <w:r>
-        <w:rPr>
-          <w:sz w:val="19"/>
-          <w:szCs w:val="19"/>
-        </w:rPr>
-        <w:t xml:space="preserve">A correlation of -0.8 and one of plus 0.8 both give an R squared of 0.64. </w:t>
-      </w:r>
-      <w:r>
-        <w:rPr>
-          <w:sz w:val="19"/>
-          <w:szCs w:val="19"/>
-        </w:rPr>
-        <w:t xml:space="preserve">Both </w:t>
+        <w:t xml:space="preserve"> in opposite </w:t>
       </w:r>
       <w:r>
         <w:rPr>
@@ -9428,7 +9194,7 @@
           <w:sz w:val="19"/>
           <w:szCs w:val="19"/>
         </w:rPr>
-        <w:t xml:space="preserve">           </w:t>
+        <w:t xml:space="preserve">            </w:t>
       </w:r>
       <w:r>
         <w:rPr>
@@ -9442,39 +9208,7 @@
           <w:sz w:val="19"/>
           <w:szCs w:val="19"/>
         </w:rPr>
-        <w:t xml:space="preserve"> an equally strong relationship, running in </w:t>
-      </w:r>
-      <w:r>
-        <w:rPr>
-          <w:b/>
-          <w:bCs/>
-          <w:color w:val="8186EF"/>
-          <w:sz w:val="15"/>
-          <w:szCs w:val="15"/>
-        </w:rPr>
-        <w:t xml:space="preserve"> (14) </w:t>
-      </w:r>
-      <w:r>
-        <w:rPr>
-          <w:u w:val="single"/>
-          <w:sz w:val="19"/>
-          <w:szCs w:val="19"/>
-        </w:rPr>
-        <w:t xml:space="preserve">           </w:t>
-      </w:r>
-      <w:r>
-        <w:rPr>
-          <w:sz w:val="19"/>
-          <w:szCs w:val="19"/>
-        </w:rPr>
-        <w:t xml:space="preserve"> </w:t>
-      </w:r>
-      <w:r>
-        <w:rPr>
-          <w:sz w:val="19"/>
-          <w:szCs w:val="19"/>
-        </w:rPr>
-        <w:t xml:space="preserve"> directions. </w:t>
+        <w:t xml:space="preserve">. </w:t>
       </w:r>
     </w:p>
     <w:tbl>
@@ -9532,7 +9266,7 @@
                 <w:sz w:val="16"/>
                 <w:szCs w:val="16"/>
               </w:rPr>
-              <w:t xml:space="preserve">variation   ·   direction   ·   determination   ·   straight-line   ·   opposite   ·   destroys   ·   Squaring   ·   candidates   ·   describe</w:t>
+              <w:t xml:space="preserve">candidates   ·   number   ·   opposite   ·   describes   ·   running   ·   equally   ·   Squaring   ·   directions</w:t>
             </w:r>
           </w:p>
         </w:tc>
@@ -9606,7 +9340,7 @@
           <w:sz w:val="16"/>
           <w:szCs w:val="16"/>
         </w:rPr>
-        <w:t xml:space="preserve">      gaps 15–16</w:t>
+        <w:t xml:space="preserve">      gaps 14–15</w:t>
       </w:r>
     </w:p>
     <w:p>
@@ -9619,7 +9353,7 @@
           <w:sz w:val="19"/>
           <w:szCs w:val="19"/>
         </w:rPr>
-        <w:t xml:space="preserve">R squared measures how much variation the model accounts for, not whether the </w:t>
+        <w:t xml:space="preserve">R squared </w:t>
       </w:r>
       <w:r>
         <w:rPr>
@@ -9629,7 +9363,7 @@
           <w:sz w:val="15"/>
           <w:szCs w:val="15"/>
         </w:rPr>
-        <w:t xml:space="preserve"> (15) </w:t>
+        <w:t xml:space="preserve"> (14) </w:t>
       </w:r>
       <w:r>
         <w:rPr>
@@ -9637,7 +9371,7 @@
           <w:sz w:val="19"/>
           <w:szCs w:val="19"/>
         </w:rPr>
-        <w:t xml:space="preserve">              </w:t>
+        <w:t xml:space="preserve">           </w:t>
       </w:r>
       <w:r>
         <w:rPr>
@@ -9651,7 +9385,7 @@
           <w:sz w:val="19"/>
           <w:szCs w:val="19"/>
         </w:rPr>
-        <w:t xml:space="preserve"> is real. </w:t>
+        <w:t xml:space="preserve"> how much variation the model accounts for, not whether the relationship is real. </w:t>
       </w:r>
       <w:r>
         <w:rPr>
@@ -9668,7 +9402,7 @@
           <w:sz w:val="15"/>
           <w:szCs w:val="15"/>
         </w:rPr>
-        <w:t xml:space="preserve"> (16) </w:t>
+        <w:t xml:space="preserve"> (15) </w:t>
       </w:r>
       <w:r>
         <w:rPr>
@@ -9748,7 +9482,7 @@
                 <w:sz w:val="16"/>
                 <w:szCs w:val="16"/>
               </w:rPr>
-              <w:t xml:space="preserve">plausible   ·   Judgement   ·   relationship</w:t>
+              <w:t xml:space="preserve">plausible   ·   Judgement   ·   measures</w:t>
             </w:r>
           </w:p>
         </w:tc>
@@ -9819,7 +9553,7 @@
                     </pic:cNvPicPr>
                   </pic:nvPicPr>
                   <pic:blipFill>
-                    <a:blip r:embed="rId105" cstate="none"/>
+                    <a:blip r:embed="rId104" cstate="none"/>
                     <a:srcRect/>
                     <a:stretch>
                       <a:fillRect/>
@@ -10288,7 +10022,7 @@
                 <w:sz w:val="16"/>
                 <w:szCs w:val="16"/>
               </w:rPr>
-              <w:t xml:space="preserve">variation</w:t>
+              <w:t xml:space="preserve">candidates</w:t>
             </w:r>
           </w:p>
         </w:tc>
@@ -10323,7 +10057,7 @@
                 <w:sz w:val="16"/>
                 <w:szCs w:val="16"/>
               </w:rPr>
-              <w:t xml:space="preserve">variation</w:t>
+              <w:t xml:space="preserve">0.90 means 90 per cent explained</w:t>
             </w:r>
           </w:p>
         </w:tc>
@@ -10356,7 +10090,7 @@
                 <w:sz w:val="16"/>
                 <w:szCs w:val="16"/>
               </w:rPr>
-              <w:t xml:space="preserve">Squaring</w:t>
+              <w:t xml:space="preserve">equally</w:t>
             </w:r>
           </w:p>
         </w:tc>
@@ -10391,7 +10125,7 @@
                 <w:sz w:val="16"/>
                 <w:szCs w:val="16"/>
               </w:rPr>
-              <w:t xml:space="preserve">The sign disappears when squared</w:t>
+              <w:t xml:space="preserve">multiplied</w:t>
             </w:r>
           </w:p>
         </w:tc>
@@ -10424,7 +10158,7 @@
                 <w:sz w:val="16"/>
                 <w:szCs w:val="16"/>
               </w:rPr>
-              <w:t xml:space="preserve">candidates</w:t>
+              <w:t xml:space="preserve">running</w:t>
             </w:r>
           </w:p>
         </w:tc>
@@ -10492,7 +10226,7 @@
                 <w:sz w:val="16"/>
                 <w:szCs w:val="16"/>
               </w:rPr>
-              <w:t xml:space="preserve">describe</w:t>
+              <w:t xml:space="preserve">directions</w:t>
             </w:r>
           </w:p>
         </w:tc>
@@ -10527,7 +10261,7 @@
                 <w:sz w:val="16"/>
                 <w:szCs w:val="16"/>
               </w:rPr>
-              <w:t xml:space="preserve">In the units of the result</w:t>
+              <w:t xml:space="preserve">The typical distance of a point from the line</w:t>
             </w:r>
           </w:p>
         </w:tc>
@@ -10560,7 +10294,7 @@
                 <w:sz w:val="16"/>
                 <w:szCs w:val="16"/>
               </w:rPr>
-              <w:t xml:space="preserve">opposite</w:t>
+              <w:t xml:space="preserve">measures</w:t>
             </w:r>
           </w:p>
         </w:tc>
@@ -10595,7 +10329,7 @@
                 <w:sz w:val="16"/>
                 <w:szCs w:val="16"/>
               </w:rPr>
-              <w:t xml:space="preserve">coincidence</w:t>
+              <w:t xml:space="preserve">Not cause</w:t>
             </w:r>
           </w:p>
         </w:tc>
@@ -10628,7 +10362,7 @@
                 <w:sz w:val="16"/>
                 <w:szCs w:val="16"/>
               </w:rPr>
-              <w:t xml:space="preserve">relationship</w:t>
+              <w:t xml:space="preserve">Judgement</w:t>
             </w:r>
           </w:p>
         </w:tc>
@@ -10663,7 +10397,7 @@
                 <w:sz w:val="16"/>
                 <w:szCs w:val="16"/>
               </w:rPr>
-              <w:t xml:space="preserve">straight-line</w:t>
+              <w:t xml:space="preserve">describes</w:t>
             </w:r>
           </w:p>
         </w:tc>
@@ -10696,7 +10430,7 @@
                 <w:sz w:val="16"/>
                 <w:szCs w:val="16"/>
               </w:rPr>
-              <w:t xml:space="preserve">Judgement</w:t>
+              <w:t xml:space="preserve">correlation coefficient</w:t>
             </w:r>
           </w:p>
         </w:tc>
@@ -10731,7 +10465,7 @@
                 <w:sz w:val="16"/>
                 <w:szCs w:val="16"/>
               </w:rPr>
-              <w:t xml:space="preserve">direction</w:t>
+              <w:t xml:space="preserve">number</w:t>
             </w:r>
           </w:p>
         </w:tc>
@@ -10764,7 +10498,7 @@
                 <w:sz w:val="16"/>
                 <w:szCs w:val="16"/>
               </w:rPr>
-              <w:t xml:space="preserve">correlation coefficient</w:t>
+              <w:t xml:space="preserve">coefficient of determination</w:t>
             </w:r>
           </w:p>
         </w:tc>
@@ -10799,7 +10533,7 @@
                 <w:sz w:val="16"/>
                 <w:szCs w:val="16"/>
               </w:rPr>
-              <w:t xml:space="preserve">determination</w:t>
+              <w:t xml:space="preserve">Squaring</w:t>
             </w:r>
           </w:p>
         </w:tc>
@@ -10815,24 +10549,14 @@
           </w:tcPr>
           <w:p>
             <w:pPr>
-              <w:spacing w:before="12" w:after="12"/>
-            </w:pPr>
-            <w:r>
-              <w:rPr>
-                <w:b/>
-                <w:bCs/>
-                <w:color w:val="8186EF"/>
-                <w:sz w:val="16"/>
-                <w:szCs w:val="16"/>
-              </w:rPr>
-              <w:t xml:space="preserve">18  </w:t>
-            </w:r>
-            <w:r>
-              <w:rPr>
-                <w:sz w:val="16"/>
-                <w:szCs w:val="16"/>
-              </w:rPr>
-              <w:t xml:space="preserve">coefficient of determination</w:t>
+              <w:spacing w:before="24" w:after="24"/>
+            </w:pPr>
+            <w:r>
+              <w:rPr>
+                <w:sz w:val="16"/>
+                <w:szCs w:val="16"/>
+              </w:rPr>
+              <w:t xml:space="preserve"/>
             </w:r>
           </w:p>
         </w:tc>
@@ -11019,7 +10743,7 @@
           <w:sz w:val="19"/>
           <w:szCs w:val="19"/>
         </w:rPr>
-        <w:t xml:space="preserve">This example performs the one </w:t>
+        <w:t xml:space="preserve">This example </w:t>
       </w:r>
       <w:r>
         <w:rPr>
@@ -11037,7 +10761,7 @@
           <w:sz w:val="19"/>
           <w:szCs w:val="19"/>
         </w:rPr>
-        <w:t xml:space="preserve">             </w:t>
+        <w:t xml:space="preserve">           </w:t>
       </w:r>
       <w:r>
         <w:rPr>
@@ -11051,7 +10775,7 @@
           <w:sz w:val="19"/>
           <w:szCs w:val="19"/>
         </w:rPr>
-        <w:t xml:space="preserve"> this part of the </w:t>
+        <w:t xml:space="preserve"> the one calculation this part of the </w:t>
       </w:r>
       <w:r>
         <w:rPr>
@@ -11122,7 +10846,7 @@
           <w:sz w:val="19"/>
           <w:szCs w:val="19"/>
         </w:rPr>
-        <w:t xml:space="preserve"> expects to hold the price at $20.00 next quarter, the forecast mean </w:t>
+        <w:t xml:space="preserve"> expects to hold the price at $20.00 next quarter, the </w:t>
       </w:r>
       <w:r>
         <w:rPr>
@@ -11140,7 +10864,7 @@
           <w:sz w:val="19"/>
           <w:szCs w:val="19"/>
         </w:rPr>
-        <w:t xml:space="preserve">             </w:t>
+        <w:t xml:space="preserve">           </w:t>
       </w:r>
       <w:r>
         <w:rPr>
@@ -11154,7 +10878,7 @@
           <w:sz w:val="19"/>
           <w:szCs w:val="19"/>
         </w:rPr>
-        <w:t xml:space="preserve"> is 26 degrees, and 4 promotion weeks are planned. </w:t>
+        <w:t xml:space="preserve"> mean temperature is 26 degrees, and 4 promotion weeks are planned. </w:t>
       </w:r>
     </w:p>
     <w:tbl>
@@ -11212,7 +10936,7 @@
                 <w:sz w:val="16"/>
                 <w:szCs w:val="16"/>
               </w:rPr>
-              <w:t xml:space="preserve">temperature   ·   penalises   ·   Beverages   ·   calculation   ·   syllabus</w:t>
+              <w:t xml:space="preserve">forecast   ·   penalises   ·   Beverages   ·   performs   ·   syllabus</w:t>
             </w:r>
           </w:p>
         </w:tc>
@@ -11579,7 +11303,7 @@
           <w:sz w:val="19"/>
           <w:szCs w:val="19"/>
         </w:rPr>
-        <w:t xml:space="preserve"> for almost all the </w:t>
+        <w:t xml:space="preserve"> for almost all the variation in </w:t>
       </w:r>
       <w:r>
         <w:rPr>
@@ -11611,14 +11335,14 @@
           <w:sz w:val="19"/>
           <w:szCs w:val="19"/>
         </w:rPr>
-        <w:t xml:space="preserve"> in quarterly cases. </w:t>
-      </w:r>
-      <w:r>
-        <w:rPr>
-          <w:sz w:val="19"/>
-          <w:szCs w:val="19"/>
-        </w:rPr>
-        <w:t xml:space="preserve">The </w:t>
+        <w:t xml:space="preserve"> cases. </w:t>
+      </w:r>
+      <w:r>
+        <w:rPr>
+          <w:sz w:val="19"/>
+          <w:szCs w:val="19"/>
+        </w:rPr>
+        <w:t xml:space="preserve">The adjusted figure is 0.9982, </w:t>
       </w:r>
       <w:r>
         <w:rPr>
@@ -11650,7 +11374,7 @@
           <w:sz w:val="19"/>
           <w:szCs w:val="19"/>
         </w:rPr>
-        <w:t xml:space="preserve"> figure is 0.9982, slightly lower because it </w:t>
+        <w:t xml:space="preserve"> lower because it </w:t>
       </w:r>
       <w:r>
         <w:rPr>
@@ -11689,7 +11413,7 @@
           <w:sz w:val="19"/>
           <w:szCs w:val="19"/>
         </w:rPr>
-        <w:t xml:space="preserve">The </w:t>
+        <w:t xml:space="preserve">The standard error is 555 cases, which is the </w:t>
       </w:r>
       <w:r>
         <w:rPr>
@@ -11721,7 +11445,7 @@
           <w:sz w:val="19"/>
           <w:szCs w:val="19"/>
         </w:rPr>
-        <w:t xml:space="preserve"> error is 555 cases, which is the typical distance of an </w:t>
+        <w:t xml:space="preserve"> distance of an </w:t>
       </w:r>
       <w:r>
         <w:rPr>
@@ -12038,7 +11762,7 @@
                 <w:sz w:val="16"/>
                 <w:szCs w:val="16"/>
               </w:rPr>
-              <w:t xml:space="preserve">variation   ·   overfitting   ·   statement   ·   confident   ·   cautious   ·   observation   ·   standard   ·   adjusted   ·   calculation   ·   penalises   ·   relationship   ·   predicting   ·   accounts</w:t>
+              <w:t xml:space="preserve">quarterly   ·   overfitting   ·   statement   ·   confident   ·   cautious   ·   observation   ·   typical   ·   slightly   ·   usually   ·   penalises   ·   relationship   ·   predicting   ·   accounts</w:t>
             </w:r>
           </w:p>
         </w:tc>
@@ -12117,80 +11841,472 @@
         <w:t xml:space="preserve"> </w:t>
       </w:r>
     </w:p>
-    <w:p>
-      <w:pPr>
-        <w:spacing w:before="44" w:after="10"/>
-      </w:pPr>
-      <w:r>
-        <w:rPr>
-          <w:b/>
-          <w:bCs/>
-          <w:color w:val="353A7C"/>
-          <w:sz w:val="18"/>
-          <w:szCs w:val="18"/>
-        </w:rPr>
-        <w:t xml:space="preserve">Your turn: name four types of analytics (complete the blanks)</w:t>
-      </w:r>
-    </w:p>
-    <w:p>
-      <w:pPr>
-        <w:spacing w:before="0" w:after="12"/>
-      </w:pPr>
-      <w:r>
-        <w:rPr>
-          <w:color w:val="6B7280"/>
-          <w:sz w:val="15"/>
-          <w:szCs w:val="15"/>
-        </w:rPr>
-        <w:t xml:space="preserve">Every item belongs to exactly one group.</w:t>
-      </w:r>
-    </w:p>
-    <w:p>
-      <w:pPr>
-        <w:spacing w:after="40" w:before="90"/>
-        <w:jc w:val="center"/>
-      </w:pPr>
-      <w:r>
-        <w:drawing>
-          <wp:inline distT="0" distB="0" distL="0" distR="0">
-            <wp:extent cx="5734050" cy="1871100"/>
-            <wp:effectExtent t="0" r="0" b="0" l="0"/>
-            <wp:docPr id="1" name="" descr="" title=""/>
-            <wp:cNvGraphicFramePr>
-              <a:graphicFrameLocks xmlns:a="http://schemas.openxmlformats.org/drawingml/2006/main" noChangeAspect="1"/>
-            </wp:cNvGraphicFramePr>
-            <a:graphic xmlns:a="http://schemas.openxmlformats.org/drawingml/2006/main">
-              <a:graphicData uri="http://schemas.openxmlformats.org/drawingml/2006/picture">
-                <pic:pic xmlns:pic="http://schemas.openxmlformats.org/drawingml/2006/picture">
-                  <pic:nvPicPr>
-                    <pic:cNvPr id="0" name="" descr=""/>
-                    <pic:cNvPicPr>
-                      <a:picLocks noChangeAspect="1" noChangeArrowheads="1"/>
-                    </pic:cNvPicPr>
-                  </pic:nvPicPr>
-                  <pic:blipFill>
-                    <a:blip r:embed="rId106" cstate="none"/>
-                    <a:srcRect/>
-                    <a:stretch>
-                      <a:fillRect/>
-                    </a:stretch>
-                  </pic:blipFill>
-                  <pic:spPr bwMode="auto">
-                    <a:xfrm>
-                      <a:off x="0" y="0"/>
-                      <a:ext cx="5734050" cy="1871100"/>
-                    </a:xfrm>
-                    <a:prstGeom prst="rect">
-                      <a:avLst/>
-                    </a:prstGeom>
-                  </pic:spPr>
-                </pic:pic>
-              </a:graphicData>
-            </a:graphic>
-          </wp:inline>
-        </w:drawing>
-      </w:r>
-    </w:p>
+    <w:tbl>
+      <w:tblPr>
+        <w:tblW w:type="pct" w:w="100%"/>
+        <w:tblLayout w:type="fixed"/>
+        <w:tblBorders>
+          <w:top w:val="single" w:color="353A7C" w:sz="6"/>
+          <w:left w:val="single" w:color="353A7C" w:sz="6"/>
+          <w:bottom w:val="single" w:color="353A7C" w:sz="6"/>
+          <w:right w:val="single" w:color="353A7C" w:sz="6"/>
+          <w:insideH w:val="single" w:color="353A7C" w:sz="6"/>
+          <w:insideV w:val="single" w:color="353A7C" w:sz="6"/>
+        </w:tblBorders>
+      </w:tblPr>
+      <w:tblGrid>
+        <w:gridCol w:w="3921"/>
+        <w:gridCol w:w="1455"/>
+        <w:gridCol w:w="4224"/>
+      </w:tblGrid>
+      <w:tr>
+        <w:tc>
+          <w:tcPr>
+            <w:tcW w:type="pct" w:w="5000"/>
+            <w:gridSpan w:val="3"/>
+            <w:shd w:fill="353A7C" w:val="clear"/>
+            <w:tcMar>
+              <w:top w:type="dxa" w:w="60"/>
+              <w:left w:type="dxa" w:w="120"/>
+              <w:bottom w:type="dxa" w:w="60"/>
+              <w:right w:type="dxa" w:w="120"/>
+            </w:tcMar>
+          </w:tcPr>
+          <w:p>
+            <w:pPr>
+              <w:spacing w:before="40" w:after="40"/>
+            </w:pPr>
+            <w:r>
+              <w:rPr>
+                <w:b/>
+                <w:bCs/>
+                <w:color w:val="FFFFFF"/>
+                <w:sz w:val="17"/>
+                <w:szCs w:val="17"/>
+              </w:rPr>
+              <w:t xml:space="preserve">Your turn: name four types of analytics (complete the blanks)</w:t>
+            </w:r>
+          </w:p>
+        </w:tc>
+      </w:tr>
+      <w:tr>
+        <w:tc>
+          <w:tcPr>
+            <w:tcW w:type="pct" w:w="2042"/>
+            <w:shd w:fill="353A7C" w:val="clear"/>
+            <w:tcMar>
+              <w:top w:type="dxa" w:w="50"/>
+              <w:left w:type="dxa" w:w="110"/>
+              <w:bottom w:type="dxa" w:w="50"/>
+              <w:right w:type="dxa" w:w="110"/>
+            </w:tcMar>
+          </w:tcPr>
+          <w:p>
+            <w:pPr>
+              <w:spacing w:before="30" w:after="30"/>
+            </w:pPr>
+            <w:r>
+              <w:rPr>
+                <w:b/>
+                <w:bCs/>
+                <w:color w:val="FFFFFF"/>
+                <w:sz w:val="15"/>
+                <w:szCs w:val="15"/>
+              </w:rPr>
+              <w:t xml:space="preserve">The question asked</w:t>
+            </w:r>
+          </w:p>
+        </w:tc>
+        <w:tc>
+          <w:tcPr>
+            <w:tcW w:type="pct" w:w="758"/>
+            <w:shd w:fill="353A7C" w:val="clear"/>
+            <w:tcMar>
+              <w:top w:type="dxa" w:w="50"/>
+              <w:left w:type="dxa" w:w="110"/>
+              <w:bottom w:type="dxa" w:w="50"/>
+              <w:right w:type="dxa" w:w="110"/>
+            </w:tcMar>
+          </w:tcPr>
+          <w:p>
+            <w:pPr>
+              <w:spacing w:before="30" w:after="30"/>
+            </w:pPr>
+            <w:r>
+              <w:rPr>
+                <w:b/>
+                <w:bCs/>
+                <w:color w:val="FFFFFF"/>
+                <w:sz w:val="15"/>
+                <w:szCs w:val="15"/>
+              </w:rPr>
+              <w:t xml:space="preserve">Which type?</w:t>
+            </w:r>
+          </w:p>
+        </w:tc>
+        <w:tc>
+          <w:tcPr>
+            <w:tcW w:type="pct" w:w="2200"/>
+            <w:shd w:fill="353A7C" w:val="clear"/>
+            <w:tcMar>
+              <w:top w:type="dxa" w:w="50"/>
+              <w:left w:type="dxa" w:w="110"/>
+              <w:bottom w:type="dxa" w:w="50"/>
+              <w:right w:type="dxa" w:w="110"/>
+            </w:tcMar>
+          </w:tcPr>
+          <w:p>
+            <w:pPr>
+              <w:spacing w:before="30" w:after="30"/>
+            </w:pPr>
+            <w:r>
+              <w:rPr>
+                <w:b/>
+                <w:bCs/>
+                <w:color w:val="FFFFFF"/>
+                <w:sz w:val="15"/>
+                <w:szCs w:val="15"/>
+              </w:rPr>
+              <w:t xml:space="preserve">Why</w:t>
+            </w:r>
+          </w:p>
+        </w:tc>
+      </w:tr>
+      <w:tr>
+        <w:tc>
+          <w:tcPr>
+            <w:tcW w:type="pct" w:w="2042"/>
+            <w:tcMar>
+              <w:top w:type="dxa" w:w="50"/>
+              <w:left w:type="dxa" w:w="110"/>
+              <w:bottom w:type="dxa" w:w="50"/>
+              <w:right w:type="dxa" w:w="110"/>
+            </w:tcMar>
+          </w:tcPr>
+          <w:p>
+            <w:pPr>
+              <w:spacing w:before="28" w:after="28"/>
+            </w:pPr>
+            <w:r>
+              <w:rPr>
+                <w:sz w:val="15"/>
+                <w:szCs w:val="15"/>
+              </w:rPr>
+              <w:t xml:space="preserve">What happened last quarter?</w:t>
+            </w:r>
+          </w:p>
+        </w:tc>
+        <w:tc>
+          <w:tcPr>
+            <w:tcW w:type="pct" w:w="758"/>
+            <w:tcMar>
+              <w:top w:type="dxa" w:w="50"/>
+              <w:left w:type="dxa" w:w="110"/>
+              <w:bottom w:type="dxa" w:w="50"/>
+              <w:right w:type="dxa" w:w="110"/>
+            </w:tcMar>
+          </w:tcPr>
+          <w:p>
+            <w:pPr>
+              <w:spacing w:before="28" w:after="28"/>
+            </w:pPr>
+            <w:r>
+              <w:rPr>
+                <w:sz w:val="15"/>
+                <w:szCs w:val="15"/>
+              </w:rPr>
+              <w:t xml:space="preserve">Descriptive</w:t>
+            </w:r>
+          </w:p>
+        </w:tc>
+        <w:tc>
+          <w:tcPr>
+            <w:tcW w:type="pct" w:w="2200"/>
+            <w:shd w:fill="FFFFFF" w:val="clear"/>
+            <w:tcMar>
+              <w:top w:type="dxa" w:w="50"/>
+              <w:left w:type="dxa" w:w="110"/>
+              <w:bottom w:type="dxa" w:w="50"/>
+              <w:right w:type="dxa" w:w="110"/>
+            </w:tcMar>
+          </w:tcPr>
+          <w:p>
+            <w:pPr>
+              <w:spacing w:before="46" w:after="46"/>
+            </w:pPr>
+            <w:r>
+              <w:rPr>
+                <w:b/>
+                <w:bCs/>
+                <w:color w:val="8186EF"/>
+                <w:sz w:val="14"/>
+                <w:szCs w:val="14"/>
+              </w:rPr>
+              <w:t xml:space="preserve">(20)</w:t>
+            </w:r>
+          </w:p>
+        </w:tc>
+      </w:tr>
+      <w:tr>
+        <w:tc>
+          <w:tcPr>
+            <w:tcW w:type="pct" w:w="2042"/>
+            <w:shd w:fill="FBFAF6" w:val="clear"/>
+            <w:tcMar>
+              <w:top w:type="dxa" w:w="50"/>
+              <w:left w:type="dxa" w:w="110"/>
+              <w:bottom w:type="dxa" w:w="50"/>
+              <w:right w:type="dxa" w:w="110"/>
+            </w:tcMar>
+          </w:tcPr>
+          <w:p>
+            <w:pPr>
+              <w:spacing w:before="28" w:after="28"/>
+            </w:pPr>
+            <w:r>
+              <w:rPr>
+                <w:sz w:val="15"/>
+                <w:szCs w:val="15"/>
+              </w:rPr>
+              <w:t xml:space="preserve">Why did the third quarter peak?</w:t>
+            </w:r>
+          </w:p>
+        </w:tc>
+        <w:tc>
+          <w:tcPr>
+            <w:tcW w:type="pct" w:w="758"/>
+            <w:shd w:fill="FBFAF6" w:val="clear"/>
+            <w:tcMar>
+              <w:top w:type="dxa" w:w="50"/>
+              <w:left w:type="dxa" w:w="110"/>
+              <w:bottom w:type="dxa" w:w="50"/>
+              <w:right w:type="dxa" w:w="110"/>
+            </w:tcMar>
+          </w:tcPr>
+          <w:p>
+            <w:pPr>
+              <w:spacing w:before="28" w:after="28"/>
+            </w:pPr>
+            <w:r>
+              <w:rPr>
+                <w:sz w:val="15"/>
+                <w:szCs w:val="15"/>
+              </w:rPr>
+              <w:t xml:space="preserve">Diagnostic</w:t>
+            </w:r>
+          </w:p>
+        </w:tc>
+        <w:tc>
+          <w:tcPr>
+            <w:tcW w:type="pct" w:w="2200"/>
+            <w:shd w:fill="FBFAF6" w:val="clear"/>
+            <w:tcMar>
+              <w:top w:type="dxa" w:w="50"/>
+              <w:left w:type="dxa" w:w="110"/>
+              <w:bottom w:type="dxa" w:w="50"/>
+              <w:right w:type="dxa" w:w="110"/>
+            </w:tcMar>
+          </w:tcPr>
+          <w:p>
+            <w:pPr>
+              <w:spacing w:before="28" w:after="28"/>
+            </w:pPr>
+            <w:r>
+              <w:rPr>
+                <w:sz w:val="15"/>
+                <w:szCs w:val="15"/>
+              </w:rPr>
+              <w:t xml:space="preserve"/>
+            </w:r>
+            <w:r>
+              <w:rPr>
+                <w:b/>
+                <w:bCs/>
+                <w:color w:val="8186EF"/>
+                <w:sz w:val="14"/>
+                <w:szCs w:val="14"/>
+              </w:rPr>
+              <w:t xml:space="preserve"> (21) </w:t>
+            </w:r>
+            <w:r>
+              <w:rPr>
+                <w:u w:val="single"/>
+                <w:sz w:val="15"/>
+                <w:szCs w:val="15"/>
+              </w:rPr>
+              <w:t xml:space="preserve">              </w:t>
+            </w:r>
+            <w:r>
+              <w:rPr>
+                <w:sz w:val="15"/>
+                <w:szCs w:val="15"/>
+              </w:rPr>
+              <w:t xml:space="preserve"> </w:t>
+            </w:r>
+            <w:r>
+              <w:rPr>
+                <w:sz w:val="15"/>
+                <w:szCs w:val="15"/>
+              </w:rPr>
+              <w:t xml:space="preserve"> drills into the causes and relationships behind what the reporting showed</w:t>
+            </w:r>
+          </w:p>
+        </w:tc>
+      </w:tr>
+      <w:tr>
+        <w:tc>
+          <w:tcPr>
+            <w:tcW w:type="pct" w:w="2042"/>
+            <w:tcMar>
+              <w:top w:type="dxa" w:w="50"/>
+              <w:left w:type="dxa" w:w="110"/>
+              <w:bottom w:type="dxa" w:w="50"/>
+              <w:right w:type="dxa" w:w="110"/>
+            </w:tcMar>
+          </w:tcPr>
+          <w:p>
+            <w:pPr>
+              <w:spacing w:before="28" w:after="28"/>
+            </w:pPr>
+            <w:r>
+              <w:rPr>
+                <w:sz w:val="15"/>
+                <w:szCs w:val="15"/>
+              </w:rPr>
+              <w:t xml:space="preserve">How many cases next summer?</w:t>
+            </w:r>
+          </w:p>
+        </w:tc>
+        <w:tc>
+          <w:tcPr>
+            <w:tcW w:type="pct" w:w="758"/>
+            <w:shd w:fill="FFFFFF" w:val="clear"/>
+            <w:tcMar>
+              <w:top w:type="dxa" w:w="50"/>
+              <w:left w:type="dxa" w:w="110"/>
+              <w:bottom w:type="dxa" w:w="50"/>
+              <w:right w:type="dxa" w:w="110"/>
+            </w:tcMar>
+          </w:tcPr>
+          <w:p>
+            <w:pPr>
+              <w:spacing w:before="46" w:after="46"/>
+            </w:pPr>
+            <w:r>
+              <w:rPr>
+                <w:b/>
+                <w:bCs/>
+                <w:color w:val="8186EF"/>
+                <w:sz w:val="14"/>
+                <w:szCs w:val="14"/>
+              </w:rPr>
+              <w:t xml:space="preserve">(22)</w:t>
+            </w:r>
+          </w:p>
+        </w:tc>
+        <w:tc>
+          <w:tcPr>
+            <w:tcW w:type="pct" w:w="2200"/>
+            <w:tcMar>
+              <w:top w:type="dxa" w:w="50"/>
+              <w:left w:type="dxa" w:w="110"/>
+              <w:bottom w:type="dxa" w:w="50"/>
+              <w:right w:type="dxa" w:w="110"/>
+            </w:tcMar>
+          </w:tcPr>
+          <w:p>
+            <w:pPr>
+              <w:spacing w:before="28" w:after="28"/>
+            </w:pPr>
+            <w:r>
+              <w:rPr>
+                <w:sz w:val="15"/>
+                <w:szCs w:val="15"/>
+              </w:rPr>
+              <w:t xml:space="preserve">It forecasts a future value</w:t>
+            </w:r>
+          </w:p>
+        </w:tc>
+      </w:tr>
+      <w:tr>
+        <w:tc>
+          <w:tcPr>
+            <w:tcW w:type="pct" w:w="2042"/>
+            <w:shd w:fill="FBFAF6" w:val="clear"/>
+            <w:tcMar>
+              <w:top w:type="dxa" w:w="50"/>
+              <w:left w:type="dxa" w:w="110"/>
+              <w:bottom w:type="dxa" w:w="50"/>
+              <w:right w:type="dxa" w:w="110"/>
+            </w:tcMar>
+          </w:tcPr>
+          <w:p>
+            <w:pPr>
+              <w:spacing w:before="28" w:after="28"/>
+            </w:pPr>
+            <w:r>
+              <w:rPr>
+                <w:sz w:val="15"/>
+                <w:szCs w:val="15"/>
+              </w:rPr>
+              <w:t xml:space="preserve">How many shifts should we schedule?</w:t>
+            </w:r>
+          </w:p>
+        </w:tc>
+        <w:tc>
+          <w:tcPr>
+            <w:tcW w:type="pct" w:w="758"/>
+            <w:shd w:fill="FFFFFF" w:val="clear"/>
+            <w:tcMar>
+              <w:top w:type="dxa" w:w="50"/>
+              <w:left w:type="dxa" w:w="110"/>
+              <w:bottom w:type="dxa" w:w="50"/>
+              <w:right w:type="dxa" w:w="110"/>
+            </w:tcMar>
+          </w:tcPr>
+          <w:p>
+            <w:pPr>
+              <w:spacing w:before="46" w:after="46"/>
+            </w:pPr>
+            <w:r>
+              <w:rPr>
+                <w:b/>
+                <w:bCs/>
+                <w:color w:val="8186EF"/>
+                <w:sz w:val="14"/>
+                <w:szCs w:val="14"/>
+              </w:rPr>
+              <w:t xml:space="preserve">(23)</w:t>
+            </w:r>
+          </w:p>
+        </w:tc>
+        <w:tc>
+          <w:tcPr>
+            <w:tcW w:type="pct" w:w="2200"/>
+            <w:shd w:fill="FBFAF6" w:val="clear"/>
+            <w:tcMar>
+              <w:top w:type="dxa" w:w="50"/>
+              <w:left w:type="dxa" w:w="110"/>
+              <w:bottom w:type="dxa" w:w="50"/>
+              <w:right w:type="dxa" w:w="110"/>
+            </w:tcMar>
+          </w:tcPr>
+          <w:p>
+            <w:pPr>
+              <w:spacing w:before="28" w:after="28"/>
+            </w:pPr>
+            <w:r>
+              <w:rPr>
+                <w:sz w:val="15"/>
+                <w:szCs w:val="15"/>
+              </w:rPr>
+              <w:t xml:space="preserve">It recommends a course of action given the constraints</w:t>
+            </w:r>
+          </w:p>
+        </w:tc>
+      </w:tr>
+    </w:tbl>
+    <w:p/>
     <w:tbl>
       <w:tblPr>
         <w:tblW w:type="pct" w:w="100%"/>
@@ -12246,7 +12362,7 @@
                 <w:sz w:val="16"/>
                 <w:szCs w:val="16"/>
               </w:rPr>
-              <w:t xml:space="preserve">How many shifts should we schedule?   ·   How many cases next summer?   ·   standard error of the estimate</w:t>
+              <w:t xml:space="preserve">Prescriptive   ·   Predictive   ·   Diagnostic analytics   ·   It summarises what has already occurred   ·   Descriptive</w:t>
             </w:r>
           </w:p>
         </w:tc>
@@ -12320,7 +12436,7 @@
           <w:sz w:val="16"/>
           <w:szCs w:val="16"/>
         </w:rPr>
-        <w:t xml:space="preserve">      gaps 22–23</w:t>
+        <w:t xml:space="preserve">      gaps 24–25</w:t>
       </w:r>
     </w:p>
     <w:p>
@@ -12333,7 +12449,7 @@
           <w:sz w:val="19"/>
           <w:szCs w:val="19"/>
         </w:rPr>
-        <w:t xml:space="preserve">Each </w:t>
+        <w:t xml:space="preserve">Each coefficient </w:t>
       </w:r>
       <w:r>
         <w:rPr>
@@ -12343,7 +12459,7 @@
           <w:sz w:val="15"/>
           <w:szCs w:val="15"/>
         </w:rPr>
-        <w:t xml:space="preserve"> (22) </w:t>
+        <w:t xml:space="preserve"> (24) </w:t>
       </w:r>
       <w:r>
         <w:rPr>
@@ -12351,7 +12467,7 @@
           <w:sz w:val="19"/>
           <w:szCs w:val="19"/>
         </w:rPr>
-        <w:t xml:space="preserve">             </w:t>
+        <w:t xml:space="preserve">           </w:t>
       </w:r>
       <w:r>
         <w:rPr>
@@ -12365,14 +12481,7 @@
           <w:sz w:val="19"/>
           <w:szCs w:val="19"/>
         </w:rPr>
-        <w:t xml:space="preserve"> carries the sign a reader would expect. </w:t>
-      </w:r>
-      <w:r>
-        <w:rPr>
-          <w:sz w:val="19"/>
-          <w:szCs w:val="19"/>
-        </w:rPr>
-        <w:t xml:space="preserve">R squared 0.9989, </w:t>
+        <w:t xml:space="preserve"> the sign a reader would </w:t>
       </w:r>
       <w:r>
         <w:rPr>
@@ -12382,7 +12491,7 @@
           <w:sz w:val="15"/>
           <w:szCs w:val="15"/>
         </w:rPr>
-        <w:t xml:space="preserve"> (23) </w:t>
+        <w:t xml:space="preserve"> (25) </w:t>
       </w:r>
       <w:r>
         <w:rPr>
@@ -12404,7 +12513,14 @@
           <w:sz w:val="19"/>
           <w:szCs w:val="19"/>
         </w:rPr>
-        <w:t xml:space="preserve"> 0.9982, standard error 555 cases. </w:t>
+        <w:t xml:space="preserve">. </w:t>
+      </w:r>
+      <w:r>
+        <w:rPr>
+          <w:sz w:val="19"/>
+          <w:szCs w:val="19"/>
+        </w:rPr>
+        <w:t xml:space="preserve">R squared 0.9989, adjusted 0.9982, standard error 555 cases. </w:t>
       </w:r>
     </w:p>
     <w:tbl>
@@ -12462,7 +12578,7 @@
                 <w:sz w:val="16"/>
                 <w:szCs w:val="16"/>
               </w:rPr>
-              <w:t xml:space="preserve">syllabus   ·   coefficient   ·   adjusted</w:t>
+              <w:t xml:space="preserve">trusted   ·   carries   ·   expect</w:t>
             </w:r>
           </w:p>
         </w:tc>
@@ -12536,7 +12652,7 @@
           <w:sz w:val="16"/>
           <w:szCs w:val="16"/>
         </w:rPr>
-        <w:t xml:space="preserve">      gaps 24–26</w:t>
+        <w:t xml:space="preserve">      gaps 26–28</w:t>
       </w:r>
     </w:p>
     <w:p>
@@ -12549,7 +12665,7 @@
           <w:sz w:val="19"/>
           <w:szCs w:val="19"/>
         </w:rPr>
-        <w:t xml:space="preserve">The </w:t>
+        <w:t xml:space="preserve">The calculation is always the same shape: </w:t>
       </w:r>
       <w:r>
         <w:rPr>
@@ -12559,7 +12675,7 @@
           <w:sz w:val="15"/>
           <w:szCs w:val="15"/>
         </w:rPr>
-        <w:t xml:space="preserve"> (24) </w:t>
+        <w:t xml:space="preserve"> (26) </w:t>
       </w:r>
       <w:r>
         <w:rPr>
@@ -12567,7 +12683,7 @@
           <w:sz w:val="19"/>
           <w:szCs w:val="19"/>
         </w:rPr>
-        <w:t xml:space="preserve">             </w:t>
+        <w:t xml:space="preserve">           </w:t>
       </w:r>
       <w:r>
         <w:rPr>
@@ -12581,7 +12697,7 @@
           <w:sz w:val="19"/>
           <w:szCs w:val="19"/>
         </w:rPr>
-        <w:t xml:space="preserve"> is always the same shape: multiply each coefficient by its value, add the </w:t>
+        <w:t xml:space="preserve"> each coefficient by its value, add the </w:t>
       </w:r>
       <w:r>
         <w:rPr>
@@ -12591,7 +12707,7 @@
           <w:sz w:val="15"/>
           <w:szCs w:val="15"/>
         </w:rPr>
-        <w:t xml:space="preserve"> (25) </w:t>
+        <w:t xml:space="preserve"> (27) </w:t>
       </w:r>
       <w:r>
         <w:rPr>
@@ -12620,7 +12736,7 @@
           <w:sz w:val="19"/>
           <w:szCs w:val="19"/>
         </w:rPr>
-        <w:t xml:space="preserve">If the question gives an R squared, it is usually asking what share of </w:t>
+        <w:t xml:space="preserve">If the question gives an R squared, it is usually asking what share of variation is </w:t>
       </w:r>
       <w:r>
         <w:rPr>
@@ -12630,7 +12746,7 @@
           <w:sz w:val="15"/>
           <w:szCs w:val="15"/>
         </w:rPr>
-        <w:t xml:space="preserve"> (26) </w:t>
+        <w:t xml:space="preserve"> (28) </w:t>
       </w:r>
       <w:r>
         <w:rPr>
@@ -12652,7 +12768,7 @@
           <w:sz w:val="19"/>
           <w:szCs w:val="19"/>
         </w:rPr>
-        <w:t xml:space="preserve"> is explained, not whether the model is right. </w:t>
+        <w:t xml:space="preserve">, not whether the model is right. </w:t>
       </w:r>
     </w:p>
     <w:tbl>
@@ -12710,350 +12826,99 @@
                 <w:sz w:val="16"/>
                 <w:szCs w:val="16"/>
               </w:rPr>
-              <w:t xml:space="preserve">usually   ·   variation   ·   intercept   ·   calculation</w:t>
+              <w:t xml:space="preserve">usually   ·   explained   ·   intercept   ·   multiply</w:t>
             </w:r>
           </w:p>
         </w:tc>
       </w:tr>
     </w:tbl>
     <w:p/>
-    <w:tbl>
-      <w:tblPr>
-        <w:tblW w:type="pct" w:w="100%"/>
-        <w:tblLayout w:type="fixed"/>
-        <w:tblBorders>
-          <w:top w:val="single" w:color="353A7C" w:sz="6"/>
-          <w:left w:val="single" w:color="353A7C" w:sz="6"/>
-          <w:bottom w:val="single" w:color="353A7C" w:sz="6"/>
-          <w:right w:val="single" w:color="353A7C" w:sz="6"/>
-          <w:insideH w:val="single" w:color="353A7C" w:sz="6"/>
-          <w:insideV w:val="single" w:color="353A7C" w:sz="6"/>
-        </w:tblBorders>
-      </w:tblPr>
-      <w:tblGrid>
-        <w:gridCol w:w="4608"/>
-        <w:gridCol w:w="4992"/>
-      </w:tblGrid>
-      <w:tr>
-        <w:tc>
-          <w:tcPr>
-            <w:tcW w:type="pct" w:w="5000"/>
-            <w:gridSpan w:val="2"/>
-            <w:shd w:fill="353A7C" w:val="clear"/>
-            <w:tcMar>
-              <w:top w:type="dxa" w:w="60"/>
-              <w:left w:type="dxa" w:w="120"/>
-              <w:bottom w:type="dxa" w:w="60"/>
-              <w:right w:type="dxa" w:w="120"/>
-            </w:tcMar>
-          </w:tcPr>
-          <w:p>
-            <w:pPr>
-              <w:spacing w:before="40" w:after="40"/>
-            </w:pPr>
-            <w:r>
-              <w:rPr>
-                <w:b/>
-                <w:bCs/>
-                <w:color w:val="FFFFFF"/>
-                <w:sz w:val="17"/>
-                <w:szCs w:val="17"/>
-              </w:rPr>
-              <w:t xml:space="preserve">Exam view</w:t>
-            </w:r>
-          </w:p>
-        </w:tc>
-      </w:tr>
-      <w:tr>
-        <w:tc>
-          <w:tcPr>
-            <w:tcW w:type="pct" w:w="2400"/>
-            <w:shd w:fill="353A7C" w:val="clear"/>
-            <w:tcMar>
-              <w:top w:type="dxa" w:w="50"/>
-              <w:left w:type="dxa" w:w="110"/>
-              <w:bottom w:type="dxa" w:w="50"/>
-              <w:right w:type="dxa" w:w="110"/>
-            </w:tcMar>
-          </w:tcPr>
-          <w:p>
-            <w:pPr>
-              <w:spacing w:before="30" w:after="30"/>
-            </w:pPr>
-            <w:r>
-              <w:rPr>
-                <w:b/>
-                <w:bCs/>
-                <w:color w:val="FFFFFF"/>
-                <w:sz w:val="15"/>
-                <w:szCs w:val="15"/>
-              </w:rPr>
-              <w:t xml:space="preserve">Item</w:t>
-            </w:r>
-          </w:p>
-        </w:tc>
-        <w:tc>
-          <w:tcPr>
-            <w:tcW w:type="pct" w:w="2600"/>
-            <w:shd w:fill="353A7C" w:val="clear"/>
-            <w:tcMar>
-              <w:top w:type="dxa" w:w="50"/>
-              <w:left w:type="dxa" w:w="110"/>
-              <w:bottom w:type="dxa" w:w="50"/>
-              <w:right w:type="dxa" w:w="110"/>
-            </w:tcMar>
-          </w:tcPr>
-          <w:p>
-            <w:pPr>
-              <w:spacing w:before="30" w:after="30"/>
-            </w:pPr>
-            <w:r>
-              <w:rPr>
-                <w:b/>
-                <w:bCs/>
-                <w:color w:val="FFFFFF"/>
-                <w:sz w:val="15"/>
-                <w:szCs w:val="15"/>
-              </w:rPr>
-              <w:t xml:space="preserve">Answer</w:t>
-            </w:r>
-          </w:p>
-        </w:tc>
-      </w:tr>
-      <w:tr>
-        <w:tc>
-          <w:tcPr>
-            <w:tcW w:type="pct" w:w="2400"/>
-            <w:tcMar>
-              <w:top w:type="dxa" w:w="50"/>
-              <w:left w:type="dxa" w:w="110"/>
-              <w:bottom w:type="dxa" w:w="50"/>
-              <w:right w:type="dxa" w:w="110"/>
-            </w:tcMar>
-          </w:tcPr>
-          <w:p>
-            <w:pPr>
-              <w:spacing w:before="28" w:after="28"/>
-            </w:pPr>
-            <w:r>
-              <w:rPr>
-                <w:sz w:val="15"/>
-                <w:szCs w:val="15"/>
-              </w:rPr>
-              <w:t xml:space="preserve">What happened last quarter?</w:t>
-            </w:r>
-          </w:p>
-        </w:tc>
-        <w:tc>
-          <w:tcPr>
-            <w:tcW w:type="pct" w:w="2600"/>
-            <w:shd w:fill="FFFFFF" w:val="clear"/>
-            <w:tcMar>
-              <w:top w:type="dxa" w:w="50"/>
-              <w:left w:type="dxa" w:w="110"/>
-              <w:bottom w:type="dxa" w:w="50"/>
-              <w:right w:type="dxa" w:w="110"/>
-            </w:tcMar>
-          </w:tcPr>
-          <w:p>
-            <w:pPr>
-              <w:spacing w:before="46" w:after="46"/>
-            </w:pPr>
-            <w:r>
-              <w:rPr>
-                <w:b/>
-                <w:bCs/>
-                <w:color w:val="8186EF"/>
-                <w:sz w:val="14"/>
-                <w:szCs w:val="14"/>
-              </w:rPr>
-              <w:t xml:space="preserve">(27)</w:t>
-            </w:r>
-          </w:p>
-        </w:tc>
-      </w:tr>
-      <w:tr>
-        <w:tc>
-          <w:tcPr>
-            <w:tcW w:type="pct" w:w="2400"/>
-            <w:shd w:fill="FBFAF6" w:val="clear"/>
-            <w:tcMar>
-              <w:top w:type="dxa" w:w="50"/>
-              <w:left w:type="dxa" w:w="110"/>
-              <w:bottom w:type="dxa" w:w="50"/>
-              <w:right w:type="dxa" w:w="110"/>
-            </w:tcMar>
-          </w:tcPr>
-          <w:p>
-            <w:pPr>
-              <w:spacing w:before="28" w:after="28"/>
-            </w:pPr>
-            <w:r>
-              <w:rPr>
-                <w:sz w:val="15"/>
-                <w:szCs w:val="15"/>
-              </w:rPr>
-              <w:t xml:space="preserve">Why did the third quarter peak?</w:t>
-            </w:r>
-          </w:p>
-        </w:tc>
-        <w:tc>
-          <w:tcPr>
-            <w:tcW w:type="pct" w:w="2600"/>
-            <w:shd w:fill="FBFAF6" w:val="clear"/>
-            <w:tcMar>
-              <w:top w:type="dxa" w:w="50"/>
-              <w:left w:type="dxa" w:w="110"/>
-              <w:bottom w:type="dxa" w:w="50"/>
-              <w:right w:type="dxa" w:w="110"/>
-            </w:tcMar>
-          </w:tcPr>
-          <w:p>
-            <w:pPr>
-              <w:spacing w:before="28" w:after="28"/>
-            </w:pPr>
-            <w:r>
-              <w:rPr>
-                <w:sz w:val="15"/>
-                <w:szCs w:val="15"/>
-              </w:rPr>
-              <w:t xml:space="preserve">Why: </w:t>
-            </w:r>
-            <w:r>
-              <w:rPr>
-                <w:b/>
-                <w:bCs/>
-                <w:color w:val="8186EF"/>
-                <w:sz w:val="14"/>
-                <w:szCs w:val="14"/>
-              </w:rPr>
-              <w:t xml:space="preserve"> (28) </w:t>
-            </w:r>
-            <w:r>
-              <w:rPr>
-                <w:u w:val="single"/>
-                <w:sz w:val="15"/>
-                <w:szCs w:val="15"/>
-              </w:rPr>
-              <w:t xml:space="preserve">              </w:t>
-            </w:r>
-            <w:r>
-              <w:rPr>
-                <w:sz w:val="15"/>
-                <w:szCs w:val="15"/>
-              </w:rPr>
-              <w:t xml:space="preserve"> </w:t>
-            </w:r>
-            <w:r>
-              <w:rPr>
-                <w:sz w:val="15"/>
-                <w:szCs w:val="15"/>
-              </w:rPr>
-              <w:t xml:space="preserve"> drills into the causes and relationships behind what the reporting showed</w:t>
-            </w:r>
-          </w:p>
-        </w:tc>
-      </w:tr>
-      <w:tr>
-        <w:tc>
-          <w:tcPr>
-            <w:tcW w:type="pct" w:w="2400"/>
-            <w:tcMar>
-              <w:top w:type="dxa" w:w="50"/>
-              <w:left w:type="dxa" w:w="110"/>
-              <w:bottom w:type="dxa" w:w="50"/>
-              <w:right w:type="dxa" w:w="110"/>
-            </w:tcMar>
-          </w:tcPr>
-          <w:p>
-            <w:pPr>
-              <w:spacing w:before="28" w:after="28"/>
-            </w:pPr>
-            <w:r>
-              <w:rPr>
-                <w:sz w:val="15"/>
-                <w:szCs w:val="15"/>
-              </w:rPr>
-              <w:t xml:space="preserve">How many cases next summer?</w:t>
-            </w:r>
-          </w:p>
-        </w:tc>
-        <w:tc>
-          <w:tcPr>
-            <w:tcW w:type="pct" w:w="2600"/>
-            <w:tcMar>
-              <w:top w:type="dxa" w:w="50"/>
-              <w:left w:type="dxa" w:w="110"/>
-              <w:bottom w:type="dxa" w:w="50"/>
-              <w:right w:type="dxa" w:w="110"/>
-            </w:tcMar>
-          </w:tcPr>
-          <w:p>
-            <w:pPr>
-              <w:spacing w:before="28" w:after="28"/>
-            </w:pPr>
-            <w:r>
-              <w:rPr>
-                <w:sz w:val="15"/>
-                <w:szCs w:val="15"/>
-              </w:rPr>
-              <w:t xml:space="preserve">Predictive — it forecasts a future value</w:t>
-            </w:r>
-          </w:p>
-        </w:tc>
-      </w:tr>
-      <w:tr>
-        <w:tc>
-          <w:tcPr>
-            <w:tcW w:type="pct" w:w="2400"/>
-            <w:shd w:fill="FBFAF6" w:val="clear"/>
-            <w:tcMar>
-              <w:top w:type="dxa" w:w="50"/>
-              <w:left w:type="dxa" w:w="110"/>
-              <w:bottom w:type="dxa" w:w="50"/>
-              <w:right w:type="dxa" w:w="110"/>
-            </w:tcMar>
-          </w:tcPr>
-          <w:p>
-            <w:pPr>
-              <w:spacing w:before="28" w:after="28"/>
-            </w:pPr>
-            <w:r>
-              <w:rPr>
-                <w:sz w:val="15"/>
-                <w:szCs w:val="15"/>
-              </w:rPr>
-              <w:t xml:space="preserve">How many shifts should we schedule?</w:t>
-            </w:r>
-          </w:p>
-        </w:tc>
-        <w:tc>
-          <w:tcPr>
-            <w:tcW w:type="pct" w:w="2600"/>
-            <w:shd w:fill="FBFAF6" w:val="clear"/>
-            <w:tcMar>
-              <w:top w:type="dxa" w:w="50"/>
-              <w:left w:type="dxa" w:w="110"/>
-              <w:bottom w:type="dxa" w:w="50"/>
-              <w:right w:type="dxa" w:w="110"/>
-            </w:tcMar>
-          </w:tcPr>
-          <w:p>
-            <w:pPr>
-              <w:spacing w:before="28" w:after="28"/>
-            </w:pPr>
-            <w:r>
-              <w:rPr>
-                <w:sz w:val="15"/>
-                <w:szCs w:val="15"/>
-              </w:rPr>
-              <w:t xml:space="preserve">Prescriptive — it recommends a course of action given the constraints</w:t>
-            </w:r>
-          </w:p>
-        </w:tc>
-      </w:tr>
-    </w:tbl>
-    <w:p/>
+    <w:p>
+      <w:pPr>
+        <w:pageBreakBefore w:val="true"/>
+        <w:spacing w:after="0"/>
+      </w:pPr>
+      <w:r>
+        <w:rPr>
+          <w:sz w:val="2"/>
+        </w:rPr>
+        <w:t xml:space="preserve"> </w:t>
+      </w:r>
+    </w:p>
+    <w:p>
+      <w:pPr>
+        <w:spacing w:before="44" w:after="10"/>
+      </w:pPr>
+      <w:r>
+        <w:rPr>
+          <w:b/>
+          <w:bCs/>
+          <w:color w:val="353A7C"/>
+          <w:sz w:val="18"/>
+          <w:szCs w:val="18"/>
+        </w:rPr>
+        <w:t xml:space="preserve">Exam view</w:t>
+      </w:r>
+    </w:p>
+    <w:p>
+      <w:pPr>
+        <w:spacing w:before="0" w:after="12"/>
+      </w:pPr>
+      <w:r>
+        <w:rPr>
+          <w:color w:val="6B7280"/>
+          <w:sz w:val="15"/>
+          <w:szCs w:val="15"/>
+        </w:rPr>
+        <w:t xml:space="preserve">The rows are a set, not a sequence.</w:t>
+      </w:r>
+    </w:p>
+    <w:p>
+      <w:pPr>
+        <w:spacing w:after="40" w:before="90"/>
+        <w:jc w:val="center"/>
+      </w:pPr>
+      <w:r>
+        <w:drawing>
+          <wp:inline distT="0" distB="0" distL="0" distR="0">
+            <wp:extent cx="5734050" cy="2919850"/>
+            <wp:effectExtent t="0" r="0" b="0" l="0"/>
+            <wp:docPr id="1" name="" descr="" title=""/>
+            <wp:cNvGraphicFramePr>
+              <a:graphicFrameLocks xmlns:a="http://schemas.openxmlformats.org/drawingml/2006/main" noChangeAspect="1"/>
+            </wp:cNvGraphicFramePr>
+            <a:graphic xmlns:a="http://schemas.openxmlformats.org/drawingml/2006/main">
+              <a:graphicData uri="http://schemas.openxmlformats.org/drawingml/2006/picture">
+                <pic:pic xmlns:pic="http://schemas.openxmlformats.org/drawingml/2006/picture">
+                  <pic:nvPicPr>
+                    <pic:cNvPr id="0" name="" descr=""/>
+                    <pic:cNvPicPr>
+                      <a:picLocks noChangeAspect="1" noChangeArrowheads="1"/>
+                    </pic:cNvPicPr>
+                  </pic:nvPicPr>
+                  <pic:blipFill>
+                    <a:blip r:embed="rId105" cstate="none"/>
+                    <a:srcRect/>
+                    <a:stretch>
+                      <a:fillRect/>
+                    </a:stretch>
+                  </pic:blipFill>
+                  <pic:spPr bwMode="auto">
+                    <a:xfrm>
+                      <a:off x="0" y="0"/>
+                      <a:ext cx="5734050" cy="2919850"/>
+                    </a:xfrm>
+                    <a:prstGeom prst="rect">
+                      <a:avLst/>
+                    </a:prstGeom>
+                  </pic:spPr>
+                </pic:pic>
+              </a:graphicData>
+            </a:graphic>
+          </wp:inline>
+        </w:drawing>
+      </w:r>
+    </w:p>
     <w:tbl>
       <w:tblPr>
         <w:tblW w:type="pct" w:w="100%"/>
@@ -13109,390 +12974,7 @@
                 <w:sz w:val="16"/>
                 <w:szCs w:val="16"/>
               </w:rPr>
-              <w:t xml:space="preserve">Question asked   ·   diagnostic analytics   ·   Descriptive — it summarises what has already occurred</w:t>
-            </w:r>
-          </w:p>
-        </w:tc>
-      </w:tr>
-    </w:tbl>
-    <w:p/>
-    <w:p>
-      <w:pPr>
-        <w:pageBreakBefore w:val="true"/>
-        <w:spacing w:after="0"/>
-      </w:pPr>
-      <w:r>
-        <w:rPr>
-          <w:sz w:val="2"/>
-        </w:rPr>
-        <w:t xml:space="preserve"> </w:t>
-      </w:r>
-    </w:p>
-    <w:tbl>
-      <w:tblPr>
-        <w:tblW w:type="pct" w:w="100%"/>
-        <w:tblLayout w:type="fixed"/>
-        <w:tblBorders>
-          <w:top w:val="single" w:color="353A7C" w:sz="6"/>
-          <w:left w:val="single" w:color="353A7C" w:sz="6"/>
-          <w:bottom w:val="single" w:color="353A7C" w:sz="6"/>
-          <w:right w:val="single" w:color="353A7C" w:sz="6"/>
-          <w:insideH w:val="single" w:color="353A7C" w:sz="6"/>
-          <w:insideV w:val="single" w:color="353A7C" w:sz="6"/>
-        </w:tblBorders>
-      </w:tblPr>
-      <w:tblGrid>
-        <w:gridCol w:w="4992"/>
-        <w:gridCol w:w="4608"/>
-      </w:tblGrid>
-      <w:tr>
-        <w:tc>
-          <w:tcPr>
-            <w:tcW w:type="pct" w:w="5000"/>
-            <w:gridSpan w:val="2"/>
-            <w:shd w:fill="353A7C" w:val="clear"/>
-            <w:tcMar>
-              <w:top w:type="dxa" w:w="60"/>
-              <w:left w:type="dxa" w:w="120"/>
-              <w:bottom w:type="dxa" w:w="60"/>
-              <w:right w:type="dxa" w:w="120"/>
-            </w:tcMar>
-          </w:tcPr>
-          <w:p>
-            <w:pPr>
-              <w:spacing w:before="40" w:after="40"/>
-            </w:pPr>
-            <w:r>
-              <w:rPr>
-                <w:b/>
-                <w:bCs/>
-                <w:color w:val="FFFFFF"/>
-                <w:sz w:val="17"/>
-                <w:szCs w:val="17"/>
-              </w:rPr>
-              <w:t xml:space="preserve">Question asked — Category</w:t>
-            </w:r>
-          </w:p>
-        </w:tc>
-      </w:tr>
-      <w:tr>
-        <w:tc>
-          <w:tcPr>
-            <w:tcW w:type="pct" w:w="2600"/>
-            <w:shd w:fill="353A7C" w:val="clear"/>
-            <w:tcMar>
-              <w:top w:type="dxa" w:w="50"/>
-              <w:left w:type="dxa" w:w="110"/>
-              <w:bottom w:type="dxa" w:w="50"/>
-              <w:right w:type="dxa" w:w="110"/>
-            </w:tcMar>
-          </w:tcPr>
-          <w:p>
-            <w:pPr>
-              <w:spacing w:before="30" w:after="30"/>
-            </w:pPr>
-            <w:r>
-              <w:rPr>
-                <w:b/>
-                <w:bCs/>
-                <w:color w:val="FFFFFF"/>
-                <w:sz w:val="15"/>
-                <w:szCs w:val="15"/>
-              </w:rPr>
-              <w:t xml:space="preserve">Question asked</w:t>
-            </w:r>
-          </w:p>
-        </w:tc>
-        <w:tc>
-          <w:tcPr>
-            <w:tcW w:type="pct" w:w="2400"/>
-            <w:shd w:fill="353A7C" w:val="clear"/>
-            <w:tcMar>
-              <w:top w:type="dxa" w:w="50"/>
-              <w:left w:type="dxa" w:w="110"/>
-              <w:bottom w:type="dxa" w:w="50"/>
-              <w:right w:type="dxa" w:w="110"/>
-            </w:tcMar>
-          </w:tcPr>
-          <w:p>
-            <w:pPr>
-              <w:spacing w:before="30" w:after="30"/>
-            </w:pPr>
-            <w:r>
-              <w:rPr>
-                <w:b/>
-                <w:bCs/>
-                <w:color w:val="FFFFFF"/>
-                <w:sz w:val="15"/>
-                <w:szCs w:val="15"/>
-              </w:rPr>
-              <w:t xml:space="preserve">Category</w:t>
-            </w:r>
-          </w:p>
-        </w:tc>
-      </w:tr>
-      <w:tr>
-        <w:tc>
-          <w:tcPr>
-            <w:tcW w:type="pct" w:w="2600"/>
-            <w:tcMar>
-              <w:top w:type="dxa" w:w="50"/>
-              <w:left w:type="dxa" w:w="110"/>
-              <w:bottom w:type="dxa" w:w="50"/>
-              <w:right w:type="dxa" w:w="110"/>
-            </w:tcMar>
-          </w:tcPr>
-          <w:p>
-            <w:pPr>
-              <w:spacing w:before="28" w:after="28"/>
-            </w:pPr>
-            <w:r>
-              <w:rPr>
-                <w:sz w:val="15"/>
-                <w:szCs w:val="15"/>
-              </w:rPr>
-              <w:t xml:space="preserve">What were cases sold last quarter?</w:t>
-            </w:r>
-          </w:p>
-        </w:tc>
-        <w:tc>
-          <w:tcPr>
-            <w:tcW w:type="pct" w:w="2400"/>
-            <w:shd w:fill="FFFFFF" w:val="clear"/>
-            <w:tcMar>
-              <w:top w:type="dxa" w:w="50"/>
-              <w:left w:type="dxa" w:w="110"/>
-              <w:bottom w:type="dxa" w:w="50"/>
-              <w:right w:type="dxa" w:w="110"/>
-            </w:tcMar>
-          </w:tcPr>
-          <w:p>
-            <w:pPr>
-              <w:spacing w:before="46" w:after="46"/>
-            </w:pPr>
-            <w:r>
-              <w:rPr>
-                <w:b/>
-                <w:bCs/>
-                <w:color w:val="8186EF"/>
-                <w:sz w:val="14"/>
-                <w:szCs w:val="14"/>
-              </w:rPr>
-              <w:t xml:space="preserve">(29)</w:t>
-            </w:r>
-          </w:p>
-        </w:tc>
-      </w:tr>
-      <w:tr>
-        <w:tc>
-          <w:tcPr>
-            <w:tcW w:type="pct" w:w="2600"/>
-            <w:shd w:fill="FBFAF6" w:val="clear"/>
-            <w:tcMar>
-              <w:top w:type="dxa" w:w="50"/>
-              <w:left w:type="dxa" w:w="110"/>
-              <w:bottom w:type="dxa" w:w="50"/>
-              <w:right w:type="dxa" w:w="110"/>
-            </w:tcMar>
-          </w:tcPr>
-          <w:p>
-            <w:pPr>
-              <w:spacing w:before="28" w:after="28"/>
-            </w:pPr>
-            <w:r>
-              <w:rPr>
-                <w:sz w:val="15"/>
-                <w:szCs w:val="15"/>
-              </w:rPr>
-              <w:t xml:space="preserve">Why did the third quarter peak?</w:t>
-            </w:r>
-          </w:p>
-        </w:tc>
-        <w:tc>
-          <w:tcPr>
-            <w:tcW w:type="pct" w:w="2400"/>
-            <w:shd w:fill="FBFAF6" w:val="clear"/>
-            <w:tcMar>
-              <w:top w:type="dxa" w:w="50"/>
-              <w:left w:type="dxa" w:w="110"/>
-              <w:bottom w:type="dxa" w:w="50"/>
-              <w:right w:type="dxa" w:w="110"/>
-            </w:tcMar>
-          </w:tcPr>
-          <w:p>
-            <w:pPr>
-              <w:spacing w:before="28" w:after="28"/>
-            </w:pPr>
-            <w:r>
-              <w:rPr>
-                <w:sz w:val="15"/>
-                <w:szCs w:val="15"/>
-              </w:rPr>
-              <w:t xml:space="preserve">Diagnostic</w:t>
-            </w:r>
-          </w:p>
-        </w:tc>
-      </w:tr>
-      <w:tr>
-        <w:tc>
-          <w:tcPr>
-            <w:tcW w:type="pct" w:w="2600"/>
-            <w:tcMar>
-              <w:top w:type="dxa" w:w="50"/>
-              <w:left w:type="dxa" w:w="110"/>
-              <w:bottom w:type="dxa" w:w="50"/>
-              <w:right w:type="dxa" w:w="110"/>
-            </w:tcMar>
-          </w:tcPr>
-          <w:p>
-            <w:pPr>
-              <w:spacing w:before="28" w:after="28"/>
-            </w:pPr>
-            <w:r>
-              <w:rPr>
-                <w:sz w:val="15"/>
-                <w:szCs w:val="15"/>
-              </w:rPr>
-              <w:t xml:space="preserve">How many cases next summer?</w:t>
-            </w:r>
-          </w:p>
-        </w:tc>
-        <w:tc>
-          <w:tcPr>
-            <w:tcW w:type="pct" w:w="2400"/>
-            <w:shd w:fill="FFFFFF" w:val="clear"/>
-            <w:tcMar>
-              <w:top w:type="dxa" w:w="50"/>
-              <w:left w:type="dxa" w:w="110"/>
-              <w:bottom w:type="dxa" w:w="50"/>
-              <w:right w:type="dxa" w:w="110"/>
-            </w:tcMar>
-          </w:tcPr>
-          <w:p>
-            <w:pPr>
-              <w:spacing w:before="46" w:after="46"/>
-            </w:pPr>
-            <w:r>
-              <w:rPr>
-                <w:b/>
-                <w:bCs/>
-                <w:color w:val="8186EF"/>
-                <w:sz w:val="14"/>
-                <w:szCs w:val="14"/>
-              </w:rPr>
-              <w:t xml:space="preserve">(30)</w:t>
-            </w:r>
-          </w:p>
-        </w:tc>
-      </w:tr>
-      <w:tr>
-        <w:tc>
-          <w:tcPr>
-            <w:tcW w:type="pct" w:w="2600"/>
-            <w:shd w:fill="FBFAF6" w:val="clear"/>
-            <w:tcMar>
-              <w:top w:type="dxa" w:w="50"/>
-              <w:left w:type="dxa" w:w="110"/>
-              <w:bottom w:type="dxa" w:w="50"/>
-              <w:right w:type="dxa" w:w="110"/>
-            </w:tcMar>
-          </w:tcPr>
-          <w:p>
-            <w:pPr>
-              <w:spacing w:before="28" w:after="28"/>
-            </w:pPr>
-            <w:r>
-              <w:rPr>
-                <w:sz w:val="15"/>
-                <w:szCs w:val="15"/>
-              </w:rPr>
-              <w:t xml:space="preserve">How many shifts should we run?</w:t>
-            </w:r>
-          </w:p>
-        </w:tc>
-        <w:tc>
-          <w:tcPr>
-            <w:tcW w:type="pct" w:w="2400"/>
-            <w:shd w:fill="FBFAF6" w:val="clear"/>
-            <w:tcMar>
-              <w:top w:type="dxa" w:w="50"/>
-              <w:left w:type="dxa" w:w="110"/>
-              <w:bottom w:type="dxa" w:w="50"/>
-              <w:right w:type="dxa" w:w="110"/>
-            </w:tcMar>
-          </w:tcPr>
-          <w:p>
-            <w:pPr>
-              <w:spacing w:before="28" w:after="28"/>
-            </w:pPr>
-            <w:r>
-              <w:rPr>
-                <w:sz w:val="15"/>
-                <w:szCs w:val="15"/>
-              </w:rPr>
-              <w:t xml:space="preserve">Prescriptive</w:t>
-            </w:r>
-          </w:p>
-        </w:tc>
-      </w:tr>
-    </w:tbl>
-    <w:p/>
-    <w:tbl>
-      <w:tblPr>
-        <w:tblW w:type="pct" w:w="100%"/>
-        <w:tblLayout w:type="fixed"/>
-        <w:tblBorders>
-          <w:top w:val="single" w:color="FBFAF6" w:sz="4"/>
-          <w:left w:val="single" w:color="FBFAF6" w:sz="4"/>
-          <w:bottom w:val="single" w:color="FBFAF6" w:sz="4"/>
-          <w:right w:val="single" w:color="FBFAF6" w:sz="4"/>
-          <w:insideH w:val="single" w:color="FBFAF6" w:sz="4"/>
-          <w:insideV w:val="single" w:color="FBFAF6" w:sz="4"/>
-        </w:tblBorders>
-      </w:tblPr>
-      <w:tblGrid>
-        <w:gridCol w:w="9600"/>
-      </w:tblGrid>
-      <w:tr>
-        <w:tc>
-          <w:tcPr>
-            <w:tcW w:type="pct" w:w="5000"/>
-            <w:shd w:fill="FBFAF6" w:val="clear"/>
-            <w:tcMar>
-              <w:top w:type="dxa" w:w="40"/>
-              <w:left w:type="dxa" w:w="100"/>
-              <w:bottom w:type="dxa" w:w="40"/>
-              <w:right w:type="dxa" w:w="100"/>
-            </w:tcMar>
-          </w:tcPr>
-          <w:p>
-            <w:pPr>
-              <w:spacing w:before="18" w:after="6"/>
-            </w:pPr>
-            <w:r>
-              <w:rPr>
-                <w:b/>
-                <w:bCs/>
-                <w:color w:val="6B7280"/>
-                <w:sz w:val="14"/>
-                <w:szCs w:val="14"/>
-              </w:rPr>
-              <w:t xml:space="preserve">word list</w:t>
-            </w:r>
-          </w:p>
-          <w:p>
-            <w:pPr>
-              <w:spacing w:before="0" w:after="18"/>
-            </w:pPr>
-            <w:r>
-              <w:rPr>
-                <w:b/>
-                <w:bCs/>
-                <w:color w:val="353A7C"/>
-                <w:sz w:val="16"/>
-                <w:szCs w:val="16"/>
-              </w:rPr>
-              <w:t xml:space="preserve">Descriptive   ·   Predictive   ·   clustering</w:t>
+              <w:t xml:space="preserve">Diagnostic   ·   Prescriptive   ·   Predictive</w:t>
             </w:r>
           </w:p>
         </w:tc>
@@ -13596,7 +13078,7 @@
                 <w:sz w:val="16"/>
                 <w:szCs w:val="16"/>
               </w:rPr>
-              <w:t xml:space="preserve">calculation</w:t>
+              <w:t xml:space="preserve">performs</w:t>
             </w:r>
           </w:p>
         </w:tc>
@@ -13800,7 +13282,7 @@
                 <w:sz w:val="16"/>
                 <w:szCs w:val="16"/>
               </w:rPr>
-              <w:t xml:space="preserve">temperature</w:t>
+              <w:t xml:space="preserve">forecast</w:t>
             </w:r>
           </w:p>
         </w:tc>
@@ -13901,7 +13383,7 @@
                 <w:sz w:val="16"/>
                 <w:szCs w:val="16"/>
               </w:rPr>
-              <w:t xml:space="preserve">How many cases next summer?</w:t>
+              <w:t xml:space="preserve">It summarises what has already occurred</w:t>
             </w:r>
           </w:p>
         </w:tc>
@@ -13969,7 +13451,7 @@
                 <w:sz w:val="16"/>
                 <w:szCs w:val="16"/>
               </w:rPr>
-              <w:t xml:space="preserve">How many shifts should we schedule?</w:t>
+              <w:t xml:space="preserve">Diagnostic analytics</w:t>
             </w:r>
           </w:p>
         </w:tc>
@@ -14037,7 +13519,7 @@
                 <w:sz w:val="16"/>
                 <w:szCs w:val="16"/>
               </w:rPr>
-              <w:t xml:space="preserve">coefficient</w:t>
+              <w:t xml:space="preserve">Predictive</w:t>
             </w:r>
           </w:p>
         </w:tc>
@@ -14105,7 +13587,7 @@
                 <w:sz w:val="16"/>
                 <w:szCs w:val="16"/>
               </w:rPr>
-              <w:t xml:space="preserve">adjusted</w:t>
+              <w:t xml:space="preserve">Prescriptive</w:t>
             </w:r>
           </w:p>
         </w:tc>
@@ -14140,7 +13622,7 @@
                 <w:sz w:val="16"/>
                 <w:szCs w:val="16"/>
               </w:rPr>
-              <w:t xml:space="preserve">variation</w:t>
+              <w:t xml:space="preserve">quarterly</w:t>
             </w:r>
           </w:p>
         </w:tc>
@@ -14173,7 +13655,7 @@
                 <w:sz w:val="16"/>
                 <w:szCs w:val="16"/>
               </w:rPr>
-              <w:t xml:space="preserve">calculation</w:t>
+              <w:t xml:space="preserve">carries</w:t>
             </w:r>
           </w:p>
         </w:tc>
@@ -14208,7 +13690,7 @@
                 <w:sz w:val="16"/>
                 <w:szCs w:val="16"/>
               </w:rPr>
-              <w:t xml:space="preserve">adjusted</w:t>
+              <w:t xml:space="preserve">slightly</w:t>
             </w:r>
           </w:p>
         </w:tc>
@@ -14241,7 +13723,7 @@
                 <w:sz w:val="16"/>
                 <w:szCs w:val="16"/>
               </w:rPr>
-              <w:t xml:space="preserve">intercept</w:t>
+              <w:t xml:space="preserve">expect</w:t>
             </w:r>
           </w:p>
         </w:tc>
@@ -14309,7 +13791,7 @@
                 <w:sz w:val="16"/>
                 <w:szCs w:val="16"/>
               </w:rPr>
-              <w:t xml:space="preserve">variation</w:t>
+              <w:t xml:space="preserve">multiply</w:t>
             </w:r>
           </w:p>
         </w:tc>
@@ -14344,7 +13826,7 @@
                 <w:sz w:val="16"/>
                 <w:szCs w:val="16"/>
               </w:rPr>
-              <w:t xml:space="preserve">standard</w:t>
+              <w:t xml:space="preserve">typical</w:t>
             </w:r>
           </w:p>
         </w:tc>
@@ -14377,7 +13859,7 @@
                 <w:sz w:val="16"/>
                 <w:szCs w:val="16"/>
               </w:rPr>
-              <w:t xml:space="preserve">Descriptive — it summarises what has already occurred</w:t>
+              <w:t xml:space="preserve">intercept</w:t>
             </w:r>
           </w:p>
         </w:tc>
@@ -14445,7 +13927,7 @@
                 <w:sz w:val="16"/>
                 <w:szCs w:val="16"/>
               </w:rPr>
-              <w:t xml:space="preserve">diagnostic analytics</w:t>
+              <w:t xml:space="preserve">explained</w:t>
             </w:r>
           </w:p>
         </w:tc>
@@ -14513,7 +13995,7 @@
                 <w:sz w:val="16"/>
                 <w:szCs w:val="16"/>
               </w:rPr>
-              <w:t xml:space="preserve">Descriptive</w:t>
+              <w:t xml:space="preserve">Predictive</w:t>
             </w:r>
           </w:p>
         </w:tc>
@@ -14581,7 +14063,7 @@
                 <w:sz w:val="16"/>
                 <w:szCs w:val="16"/>
               </w:rPr>
-              <w:t xml:space="preserve">Predictive</w:t>
+              <w:t xml:space="preserve">Prescriptive</w:t>
             </w:r>
           </w:p>
         </w:tc>
